--- a/resources/templates/rapport_template.docx
+++ b/resources/templates/rapport_template.docx
@@ -1,6 +1,6 @@
 
 <file path=word/document.xml><?xml version="1.0" encoding="utf-8"?>
-<w:document xmlns:wpc="http://schemas.microsoft.com/office/word/2010/wordprocessingCanvas" xmlns:cx="http://schemas.microsoft.com/office/drawing/2014/chartex" xmlns:cx1="http://schemas.microsoft.com/office/drawing/2015/9/8/chartex" xmlns:cx2="http://schemas.microsoft.com/office/drawing/2015/10/21/chartex" xmlns:cx3="http://schemas.microsoft.com/office/drawing/2016/5/9/chartex" xmlns:cx4="http://schemas.microsoft.com/office/drawing/2016/5/10/chartex" xmlns:cx5="http://schemas.microsoft.com/office/drawing/2016/5/11/chartex" xmlns:cx6="http://schemas.microsoft.com/office/drawing/2016/5/12/chartex" xmlns:cx7="http://schemas.microsoft.com/office/drawing/2016/5/13/chartex" xmlns:cx8="http://schemas.microsoft.com/office/drawing/2016/5/14/chartex" xmlns:mc="http://schemas.openxmlformats.org/markup-compatibility/2006" xmlns:aink="http://schemas.microsoft.com/office/drawing/2016/ink" xmlns:am3d="http://schemas.microsoft.com/office/drawing/2017/model3d" xmlns:o="urn:schemas-microsoft-com:office:office" xmlns:oel="http://schemas.microsoft.com/office/2019/extlst" xmlns:r="http://schemas.openxmlformats.org/officeDocument/2006/relationships" xmlns:m="http://schemas.openxmlformats.org/officeDocument/2006/math" xmlns:v="urn:schemas-microsoft-com:vml" xmlns:wp14="http://schemas.microsoft.com/office/word/2010/wordprocessingDrawing" xmlns:wp="http://schemas.openxmlformats.org/drawingml/2006/wordprocessingDrawing" xmlns:w10="urn:schemas-microsoft-com:office:word" xmlns:w="http://schemas.openxmlformats.org/wordprocessingml/2006/main" xmlns:w14="http://schemas.microsoft.com/office/word/2010/wordml" xmlns:w15="http://schemas.microsoft.com/office/word/2012/wordml" xmlns:w16cex="http://schemas.microsoft.com/office/word/2018/wordml/cex" xmlns:w16cid="http://schemas.microsoft.com/office/word/2016/wordml/cid" xmlns:w16="http://schemas.microsoft.com/office/word/2018/wordml" xmlns:w16sdtdh="http://schemas.microsoft.com/office/word/2020/wordml/sdtdatahash" xmlns:w16se="http://schemas.microsoft.com/office/word/2015/wordml/symex" xmlns:wpg="http://schemas.microsoft.com/office/word/2010/wordprocessingGroup" xmlns:wpi="http://schemas.microsoft.com/office/word/2010/wordprocessingInk" xmlns:wne="http://schemas.microsoft.com/office/word/2006/wordml" xmlns:wps="http://schemas.microsoft.com/office/word/2010/wordprocessingShape" mc:Ignorable="w14 w15 w16se w16cid w16 w16cex w16sdtdh wp14">
+<w:document xmlns:wpc="http://schemas.microsoft.com/office/word/2010/wordprocessingCanvas" xmlns:cx="http://schemas.microsoft.com/office/drawing/2014/chartex" xmlns:cx1="http://schemas.microsoft.com/office/drawing/2015/9/8/chartex" xmlns:cx2="http://schemas.microsoft.com/office/drawing/2015/10/21/chartex" xmlns:cx3="http://schemas.microsoft.com/office/drawing/2016/5/9/chartex" xmlns:cx4="http://schemas.microsoft.com/office/drawing/2016/5/10/chartex" xmlns:cx5="http://schemas.microsoft.com/office/drawing/2016/5/11/chartex" xmlns:cx6="http://schemas.microsoft.com/office/drawing/2016/5/12/chartex" xmlns:cx7="http://schemas.microsoft.com/office/drawing/2016/5/13/chartex" xmlns:cx8="http://schemas.microsoft.com/office/drawing/2016/5/14/chartex" xmlns:mc="http://schemas.openxmlformats.org/markup-compatibility/2006" xmlns:aink="http://schemas.microsoft.com/office/drawing/2016/ink" xmlns:am3d="http://schemas.microsoft.com/office/drawing/2017/model3d" xmlns:o="urn:schemas-microsoft-com:office:office" xmlns:r="http://schemas.openxmlformats.org/officeDocument/2006/relationships" xmlns:m="http://schemas.openxmlformats.org/officeDocument/2006/math" xmlns:v="urn:schemas-microsoft-com:vml" xmlns:wp14="http://schemas.microsoft.com/office/word/2010/wordprocessingDrawing" xmlns:wp="http://schemas.openxmlformats.org/drawingml/2006/wordprocessingDrawing" xmlns:w10="urn:schemas-microsoft-com:office:word" xmlns:w="http://schemas.openxmlformats.org/wordprocessingml/2006/main" xmlns:w14="http://schemas.microsoft.com/office/word/2010/wordml" xmlns:w15="http://schemas.microsoft.com/office/word/2012/wordml" xmlns:w16cex="http://schemas.microsoft.com/office/word/2018/wordml/cex" xmlns:w16cid="http://schemas.microsoft.com/office/word/2016/wordml/cid" xmlns:w16="http://schemas.microsoft.com/office/word/2018/wordml" xmlns:w16sdtdh="http://schemas.microsoft.com/office/word/2020/wordml/sdtdatahash" xmlns:w16se="http://schemas.microsoft.com/office/word/2015/wordml/symex" xmlns:wpg="http://schemas.microsoft.com/office/word/2010/wordprocessingGroup" xmlns:wpi="http://schemas.microsoft.com/office/word/2010/wordprocessingInk" xmlns:wne="http://schemas.microsoft.com/office/word/2006/wordml" xmlns:wps="http://schemas.microsoft.com/office/word/2010/wordprocessingShape" mc:Ignorable="w14 w15 w16se w16cid w16 w16cex w16sdtdh wp14">
   <w:body>
     <w:p>
       <w:pPr>
@@ -37,13 +37,6 @@
           <w:rtl/>
         </w:rPr>
         <w:t>في إطار تتبع وتقييم نشاط مصلحة المنازعات والشؤون القانونية، يهدف هذا التقرير إلى عرض الحصيلة الإحصائية للملفات القضائية والشكايات خلال الفترة الممتدة من ${date_debut} إلى ${date_fin}، من خلال تقديم مؤشرات كمية ونوعية تعكس مستوى نشاط المصلحة.</w:t>
-      </w:r>
-      <w:r>
-        <w:rPr>
-          <w:rFonts w:ascii="Arabic Typesetting" w:hAnsi="Arabic Typesetting" w:cs="Arabic Typesetting"/>
-          <w:sz w:val="36"/>
-          <w:szCs w:val="36"/>
-        </w:rPr>
       </w:r>
     </w:p>
     <w:p>
@@ -955,6 +948,7 @@
               </w:rPr>
             </w:pPr>
             <w:r>
+              <w:lastRenderedPageBreak/>
               <w:t>${nb_tribunal_istinaf_idari}</w:t>
             </w:r>
           </w:p>
@@ -2428,6 +2422,7 @@
                 <w:rtl/>
                 <w:lang w:eastAsia="fr-FR"/>
               </w:rPr>
+              <w:lastRenderedPageBreak/>
               <w:t>القيمة المالية (بالدرهم)</w:t>
             </w:r>
           </w:p>
@@ -3050,52 +3045,6 @@
         </w:rPr>
         <w:t>إجمالي الملفات القضائية: ${dossiers_total} ملفا.</w:t>
       </w:r>
-      <w:r>
-        <w:rPr>
-          <w:rFonts w:ascii="Arabic Typesetting" w:eastAsia="Times New Roman" w:hAnsi="Arabic Typesetting" w:cs="Arabic Typesetting" w:hint="cs"/>
-          <w:sz w:val="36"/>
-          <w:szCs w:val="36"/>
-          <w:rtl/>
-          <w:lang w:eastAsia="fr-FR"/>
-        </w:rPr>
-      </w:r>
-      <w:proofErr w:type="gramStart"/>
-      <w:r>
-        <w:rPr>
-          <w:rFonts w:ascii="Arabic Typesetting" w:eastAsia="Times New Roman" w:hAnsi="Arabic Typesetting" w:cs="Arabic Typesetting" w:hint="cs"/>
-          <w:sz w:val="36"/>
-          <w:szCs w:val="36"/>
-          <w:rtl/>
-          <w:lang w:eastAsia="fr-FR"/>
-        </w:rPr>
-      </w:r>
-      <w:proofErr w:type="gramEnd"/>
-      <w:r>
-        <w:rPr>
-          <w:rFonts w:ascii="Arabic Typesetting" w:eastAsia="Times New Roman" w:hAnsi="Arabic Typesetting" w:cs="Arabic Typesetting"/>
-          <w:sz w:val="36"/>
-          <w:szCs w:val="36"/>
-          <w:rtl/>
-          <w:lang w:eastAsia="fr-FR"/>
-        </w:rPr>
-      </w:r>
-      <w:r>
-        <w:rPr>
-          <w:rFonts w:ascii="Arabic Typesetting" w:eastAsia="Times New Roman" w:hAnsi="Arabic Typesetting" w:cs="Arabic Typesetting" w:hint="cs"/>
-          <w:sz w:val="36"/>
-          <w:szCs w:val="36"/>
-          <w:rtl/>
-          <w:lang w:eastAsia="fr-FR"/>
-        </w:rPr>
-      </w:r>
-      <w:r>
-        <w:rPr>
-          <w:rFonts w:ascii="Arabic Typesetting" w:eastAsia="Times New Roman" w:hAnsi="Arabic Typesetting" w:cs="Arabic Typesetting"/>
-          <w:sz w:val="36"/>
-          <w:szCs w:val="36"/>
-          <w:lang w:eastAsia="fr-FR"/>
-        </w:rPr>
-      </w:r>
     </w:p>
     <w:p>
       <w:pPr>
@@ -3122,50 +3071,6 @@
         </w:rPr>
         <w:t>نسبة الملفات التي تم البث فيها : ${pct_dossiers_juges}%</w:t>
       </w:r>
-      <w:r>
-        <w:rPr>
-          <w:rFonts w:ascii="Arabic Typesetting" w:eastAsia="Times New Roman" w:hAnsi="Arabic Typesetting" w:cs="Arabic Typesetting" w:hint="cs"/>
-          <w:sz w:val="36"/>
-          <w:szCs w:val="36"/>
-          <w:rtl/>
-          <w:lang w:eastAsia="fr-FR"/>
-        </w:rPr>
-      </w:r>
-      <w:proofErr w:type="gramStart"/>
-      <w:r>
-        <w:rPr>
-          <w:rFonts w:ascii="Arabic Typesetting" w:eastAsia="Times New Roman" w:hAnsi="Arabic Typesetting" w:cs="Arabic Typesetting" w:hint="cs"/>
-          <w:sz w:val="36"/>
-          <w:szCs w:val="36"/>
-          <w:rtl/>
-          <w:lang w:eastAsia="fr-FR"/>
-        </w:rPr>
-      </w:r>
-      <w:r>
-        <w:rPr>
-          <w:rFonts w:ascii="Arabic Typesetting" w:eastAsia="Times New Roman" w:hAnsi="Arabic Typesetting" w:cs="Arabic Typesetting"/>
-          <w:sz w:val="36"/>
-          <w:szCs w:val="36"/>
-          <w:lang w:eastAsia="fr-FR"/>
-        </w:rPr>
-      </w:r>
-      <w:proofErr w:type="gramEnd"/>
-      <w:r>
-        <w:rPr>
-          <w:rFonts w:ascii="Arabic Typesetting" w:eastAsia="Times New Roman" w:hAnsi="Arabic Typesetting" w:cs="Arabic Typesetting"/>
-          <w:sz w:val="36"/>
-          <w:szCs w:val="36"/>
-          <w:lang w:eastAsia="fr-FR"/>
-        </w:rPr>
-      </w:r>
-      <w:r>
-        <w:rPr>
-          <w:rFonts w:ascii="Arabic Typesetting" w:eastAsia="Times New Roman" w:hAnsi="Arabic Typesetting" w:cs="Arabic Typesetting"/>
-          <w:sz w:val="36"/>
-          <w:szCs w:val="36"/>
-          <w:lang w:eastAsia="fr-FR"/>
-        </w:rPr>
-      </w:r>
     </w:p>
     <w:p>
       <w:pPr>
@@ -3190,43 +3095,26 @@
           <w:rtl/>
           <w:lang w:eastAsia="fr-FR"/>
         </w:rPr>
-        <w:t>نسبة الملفات الرابحة : ${pct_dossiers_gagnes}%</w:t>
+        <w:t>نسبة الملفات الرابحة : ${</w:t>
       </w:r>
       <w:r>
         <w:rPr>
-          <w:rFonts w:ascii="Arabic Typesetting" w:eastAsia="Times New Roman" w:hAnsi="Arabic Typesetting" w:cs="Arabic Typesetting" w:hint="cs"/>
-          <w:sz w:val="36"/>
-          <w:szCs w:val="36"/>
-          <w:rtl/>
-          <w:lang w:eastAsia="fr-FR"/>
-        </w:rPr>
-      </w:r>
-      <w:proofErr w:type="gramStart"/>
-      <w:r>
-        <w:rPr>
-          <w:rFonts w:ascii="Arabic Typesetting" w:eastAsia="Times New Roman" w:hAnsi="Arabic Typesetting" w:cs="Arabic Typesetting" w:hint="cs"/>
-          <w:sz w:val="36"/>
-          <w:szCs w:val="36"/>
-          <w:rtl/>
-          <w:lang w:eastAsia="fr-FR"/>
-        </w:rPr>
+          <w:rFonts w:ascii="Arabic Typesetting" w:eastAsia="Times New Roman" w:hAnsi="Arabic Typesetting" w:cs="Arabic Typesetting"/>
+          <w:sz w:val="36"/>
+          <w:szCs w:val="36"/>
+          <w:lang w:eastAsia="fr-FR"/>
+        </w:rPr>
+        <w:t>pct_dossiers_encours</w:t>
       </w:r>
       <w:r>
         <w:rPr>
           <w:rFonts w:ascii="Arabic Typesetting" w:eastAsia="Times New Roman" w:hAnsi="Arabic Typesetting" w:cs="Arabic Typesetting"/>
           <w:sz w:val="36"/>
           <w:szCs w:val="36"/>
-          <w:lang w:eastAsia="fr-FR"/>
-        </w:rPr>
-      </w:r>
-      <w:proofErr w:type="gramEnd"/>
-      <w:r>
-        <w:rPr>
-          <w:rFonts w:ascii="Arabic Typesetting" w:eastAsia="Times New Roman" w:hAnsi="Arabic Typesetting" w:cs="Arabic Typesetting"/>
-          <w:sz w:val="36"/>
-          <w:szCs w:val="36"/>
-          <w:lang w:eastAsia="fr-FR"/>
-        </w:rPr>
+          <w:rtl/>
+          <w:lang w:eastAsia="fr-FR"/>
+        </w:rPr>
+        <w:t>}%</w:t>
       </w:r>
     </w:p>
     <w:p>
@@ -3267,42 +3155,6 @@
         </w:rPr>
         <w:t>نسبة الملفات التي صدرت ضد المؤسسة : ${pct_dossiers_perdus}%</w:t>
       </w:r>
-      <w:r>
-        <w:rPr>
-          <w:rFonts w:ascii="Arabic Typesetting" w:eastAsia="Times New Roman" w:hAnsi="Arabic Typesetting" w:cs="Arabic Typesetting" w:hint="cs"/>
-          <w:sz w:val="36"/>
-          <w:szCs w:val="36"/>
-          <w:rtl/>
-          <w:lang w:eastAsia="fr-FR"/>
-        </w:rPr>
-      </w:r>
-      <w:proofErr w:type="gramStart"/>
-      <w:r>
-        <w:rPr>
-          <w:rFonts w:ascii="Arabic Typesetting" w:eastAsia="Times New Roman" w:hAnsi="Arabic Typesetting" w:cs="Arabic Typesetting" w:hint="cs"/>
-          <w:sz w:val="36"/>
-          <w:szCs w:val="36"/>
-          <w:rtl/>
-          <w:lang w:eastAsia="fr-FR"/>
-        </w:rPr>
-      </w:r>
-      <w:r>
-        <w:rPr>
-          <w:rFonts w:ascii="Arabic Typesetting" w:eastAsia="Times New Roman" w:hAnsi="Arabic Typesetting" w:cs="Arabic Typesetting"/>
-          <w:sz w:val="36"/>
-          <w:szCs w:val="36"/>
-          <w:lang w:eastAsia="fr-FR"/>
-        </w:rPr>
-      </w:r>
-      <w:proofErr w:type="gramEnd"/>
-      <w:r>
-        <w:rPr>
-          <w:rFonts w:ascii="Arabic Typesetting" w:eastAsia="Times New Roman" w:hAnsi="Arabic Typesetting" w:cs="Arabic Typesetting"/>
-          <w:sz w:val="36"/>
-          <w:szCs w:val="36"/>
-          <w:lang w:eastAsia="fr-FR"/>
-        </w:rPr>
-      </w:r>
     </w:p>
     <w:p>
       <w:pPr>
@@ -3329,43 +3181,6 @@
         </w:rPr>
         <w:t>إجمالي المبالغ المالية المحكوم بها: ${montant_total} درهم.</w:t>
       </w:r>
-      <w:proofErr w:type="gramStart"/>
-      <w:r>
-        <w:rPr>
-          <w:rFonts w:ascii="Arabic Typesetting" w:eastAsia="Times New Roman" w:hAnsi="Arabic Typesetting" w:cs="Arabic Typesetting"/>
-          <w:sz w:val="36"/>
-          <w:szCs w:val="36"/>
-          <w:rtl/>
-          <w:lang w:eastAsia="fr-FR"/>
-        </w:rPr>
-      </w:r>
-      <w:proofErr w:type="gramEnd"/>
-      <w:r>
-        <w:rPr>
-          <w:rFonts w:ascii="Arabic Typesetting" w:eastAsia="Times New Roman" w:hAnsi="Arabic Typesetting" w:cs="Arabic Typesetting" w:hint="cs"/>
-          <w:sz w:val="36"/>
-          <w:szCs w:val="36"/>
-          <w:rtl/>
-          <w:lang w:eastAsia="fr-FR"/>
-        </w:rPr>
-      </w:r>
-      <w:r>
-        <w:rPr>
-          <w:rFonts w:ascii="Arabic Typesetting" w:eastAsia="Times New Roman" w:hAnsi="Arabic Typesetting" w:cs="Arabic Typesetting"/>
-          <w:sz w:val="36"/>
-          <w:szCs w:val="36"/>
-          <w:rtl/>
-          <w:lang w:eastAsia="fr-FR"/>
-        </w:rPr>
-      </w:r>
-      <w:r>
-        <w:rPr>
-          <w:rFonts w:ascii="Arabic Typesetting" w:eastAsia="Times New Roman" w:hAnsi="Arabic Typesetting" w:cs="Arabic Typesetting"/>
-          <w:sz w:val="36"/>
-          <w:szCs w:val="36"/>
-          <w:lang w:eastAsia="fr-FR"/>
-        </w:rPr>
-      </w:r>
     </w:p>
     <w:p>
       <w:pPr>
@@ -3392,14 +3207,6 @@
         </w:rPr>
         <w:t>عدد الملفات المعروضة أمام محكمة النقض: ${nb_tribunal_naqd} ملفاً.</w:t>
       </w:r>
-      <w:r>
-        <w:rPr>
-          <w:rFonts w:ascii="Arabic Typesetting" w:eastAsia="Times New Roman" w:hAnsi="Arabic Typesetting" w:cs="Arabic Typesetting"/>
-          <w:sz w:val="36"/>
-          <w:szCs w:val="36"/>
-          <w:lang w:eastAsia="fr-FR"/>
-        </w:rPr>
-      </w:r>
     </w:p>
     <w:p>
       <w:pPr>
@@ -3425,31 +3232,6 @@
           <w:lang w:eastAsia="fr-FR"/>
         </w:rPr>
         <w:t>أكثر أنواع المنازعات تسجيلاً: ${type_affaire_top} (${type_affaire_top_nb})</w:t>
-      </w:r>
-      <w:r>
-        <w:rPr>
-          <w:rFonts w:ascii="Arabic Typesetting" w:eastAsia="Times New Roman" w:hAnsi="Arabic Typesetting" w:cs="Arabic Typesetting"/>
-          <w:sz w:val="36"/>
-          <w:szCs w:val="36"/>
-          <w:lang w:eastAsia="fr-FR"/>
-        </w:rPr>
-      </w:r>
-      <w:r>
-        <w:rPr>
-          <w:rFonts w:ascii="Arabic Typesetting" w:eastAsia="Times New Roman" w:hAnsi="Arabic Typesetting" w:cs="Arabic Typesetting" w:hint="cs"/>
-          <w:sz w:val="36"/>
-          <w:szCs w:val="36"/>
-          <w:rtl/>
-          <w:lang w:eastAsia="fr-FR"/>
-        </w:rPr>
-      </w:r>
-      <w:r>
-        <w:rPr>
-          <w:rFonts w:ascii="Arabic Typesetting" w:eastAsia="Times New Roman" w:hAnsi="Arabic Typesetting" w:cs="Arabic Typesetting"/>
-          <w:sz w:val="36"/>
-          <w:szCs w:val="36"/>
-          <w:lang w:eastAsia="fr-FR"/>
-        </w:rPr>
       </w:r>
     </w:p>
     <w:p>
@@ -3570,7 +3352,6 @@
                 <w:rtl/>
                 <w:lang w:eastAsia="fr-FR"/>
               </w:rPr>
-              <w:lastRenderedPageBreak/>
               <w:t>العدد</w:t>
             </w:r>
           </w:p>
@@ -3995,6 +3776,7 @@
               </w:rPr>
             </w:pPr>
             <w:r>
+              <w:lastRenderedPageBreak/>
               <w:t>${recl_jiha_wasit}</w:t>
             </w:r>
           </w:p>
@@ -4186,20 +3968,8 @@
                 <w:rtl/>
                 <w:lang w:eastAsia="fr-FR"/>
               </w:rPr>
-              <w:t xml:space="preserve"> / </w:t>
-            </w:r>
-            <w:proofErr w:type="spellStart"/>
-            <w:r>
-              <w:rPr>
-                <w:rFonts w:ascii="Arabic Typesetting" w:eastAsia="Times New Roman" w:hAnsi="Arabic Typesetting" w:cs="Arabic Typesetting"/>
-                <w:sz w:val="36"/>
-                <w:szCs w:val="36"/>
-                <w:rtl/>
-                <w:lang w:eastAsia="fr-FR"/>
-              </w:rPr>
-              <w:t>المرتفقون</w:t>
-            </w:r>
-            <w:proofErr w:type="spellEnd"/>
+              <w:t xml:space="preserve"> / المرتفقون</w:t>
+            </w:r>
           </w:p>
         </w:tc>
       </w:tr>
@@ -4350,9 +4120,9 @@
         <w:tblLook w:val="04A0" w:firstRow="1" w:lastRow="0" w:firstColumn="1" w:lastColumn="0" w:noHBand="0" w:noVBand="1"/>
       </w:tblPr>
       <w:tblGrid>
-        <w:gridCol w:w="2547"/>
-        <w:gridCol w:w="2663"/>
-        <w:gridCol w:w="3716"/>
+        <w:gridCol w:w="2625"/>
+        <w:gridCol w:w="2661"/>
+        <w:gridCol w:w="3640"/>
       </w:tblGrid>
       <w:tr>
         <w:trPr>
@@ -4873,14 +4643,6 @@
         </w:rPr>
         <w:t>إجمالي الشكايات المتوصل بها: ${recl_total} شكاية.</w:t>
       </w:r>
-      <w:r>
-        <w:rPr>
-          <w:rFonts w:ascii="Arabic Typesetting" w:eastAsia="Times New Roman" w:hAnsi="Arabic Typesetting" w:cs="Arabic Typesetting"/>
-          <w:sz w:val="36"/>
-          <w:szCs w:val="36"/>
-          <w:lang w:eastAsia="fr-FR"/>
-        </w:rPr>
-      </w:r>
     </w:p>
     <w:p>
       <w:pPr>
@@ -4907,14 +4669,6 @@
         </w:rPr>
         <w:t>عدد الشكايات المعالجة: ${recl_traitees} شكاية.</w:t>
       </w:r>
-      <w:r>
-        <w:rPr>
-          <w:rFonts w:ascii="Arabic Typesetting" w:eastAsia="Times New Roman" w:hAnsi="Arabic Typesetting" w:cs="Arabic Typesetting"/>
-          <w:sz w:val="36"/>
-          <w:szCs w:val="36"/>
-          <w:lang w:eastAsia="fr-FR"/>
-        </w:rPr>
-      </w:r>
     </w:p>
     <w:p>
       <w:pPr>
@@ -4941,14 +4695,6 @@
         </w:rPr>
         <w:t>نسبة معالجة الشكايات: ${pct_recl_traitees}%.</w:t>
       </w:r>
-      <w:r>
-        <w:rPr>
-          <w:rFonts w:ascii="Arabic Typesetting" w:eastAsia="Times New Roman" w:hAnsi="Arabic Typesetting" w:cs="Arabic Typesetting"/>
-          <w:sz w:val="36"/>
-          <w:szCs w:val="36"/>
-          <w:lang w:eastAsia="fr-FR"/>
-        </w:rPr>
-      </w:r>
     </w:p>
     <w:p>
       <w:pPr>
@@ -4975,14 +4721,6 @@
         </w:rPr>
         <w:t>عدد الشكايات قيد المعالجة: ${recl_en_cours} شكاية.</w:t>
       </w:r>
-      <w:r>
-        <w:rPr>
-          <w:rFonts w:ascii="Arabic Typesetting" w:eastAsia="Times New Roman" w:hAnsi="Arabic Typesetting" w:cs="Arabic Typesetting"/>
-          <w:sz w:val="36"/>
-          <w:szCs w:val="36"/>
-          <w:lang w:eastAsia="fr-FR"/>
-        </w:rPr>
-      </w:r>
     </w:p>
     <w:p>
       <w:pPr>
@@ -5008,14 +4746,6 @@
           <w:lang w:eastAsia="fr-FR"/>
         </w:rPr>
         <w:t>أكثر جهة أحالت شكايات: ${top_jiha_recl} (${top_jiha_recl_nb} شكاية).</w:t>
-      </w:r>
-      <w:r>
-        <w:rPr>
-          <w:rFonts w:ascii="Arabic Typesetting" w:eastAsia="Times New Roman" w:hAnsi="Arabic Typesetting" w:cs="Arabic Typesetting"/>
-          <w:sz w:val="36"/>
-          <w:szCs w:val="36"/>
-          <w:lang w:eastAsia="fr-FR"/>
-        </w:rPr>
       </w:r>
     </w:p>
     <w:p>
@@ -5183,7 +4913,7 @@
 </file>
 
 <file path=word/endnotes.xml><?xml version="1.0" encoding="utf-8"?>
-<w:endnotes xmlns:wpc="http://schemas.microsoft.com/office/word/2010/wordprocessingCanvas" xmlns:cx="http://schemas.microsoft.com/office/drawing/2014/chartex" xmlns:cx1="http://schemas.microsoft.com/office/drawing/2015/9/8/chartex" xmlns:cx2="http://schemas.microsoft.com/office/drawing/2015/10/21/chartex" xmlns:cx3="http://schemas.microsoft.com/office/drawing/2016/5/9/chartex" xmlns:cx4="http://schemas.microsoft.com/office/drawing/2016/5/10/chartex" xmlns:cx5="http://schemas.microsoft.com/office/drawing/2016/5/11/chartex" xmlns:cx6="http://schemas.microsoft.com/office/drawing/2016/5/12/chartex" xmlns:cx7="http://schemas.microsoft.com/office/drawing/2016/5/13/chartex" xmlns:cx8="http://schemas.microsoft.com/office/drawing/2016/5/14/chartex" xmlns:mc="http://schemas.openxmlformats.org/markup-compatibility/2006" xmlns:aink="http://schemas.microsoft.com/office/drawing/2016/ink" xmlns:am3d="http://schemas.microsoft.com/office/drawing/2017/model3d" xmlns:o="urn:schemas-microsoft-com:office:office" xmlns:oel="http://schemas.microsoft.com/office/2019/extlst" xmlns:r="http://schemas.openxmlformats.org/officeDocument/2006/relationships" xmlns:m="http://schemas.openxmlformats.org/officeDocument/2006/math" xmlns:v="urn:schemas-microsoft-com:vml" xmlns:wp14="http://schemas.microsoft.com/office/word/2010/wordprocessingDrawing" xmlns:wp="http://schemas.openxmlformats.org/drawingml/2006/wordprocessingDrawing" xmlns:w10="urn:schemas-microsoft-com:office:word" xmlns:w="http://schemas.openxmlformats.org/wordprocessingml/2006/main" xmlns:w14="http://schemas.microsoft.com/office/word/2010/wordml" xmlns:w15="http://schemas.microsoft.com/office/word/2012/wordml" xmlns:w16cex="http://schemas.microsoft.com/office/word/2018/wordml/cex" xmlns:w16cid="http://schemas.microsoft.com/office/word/2016/wordml/cid" xmlns:w16="http://schemas.microsoft.com/office/word/2018/wordml" xmlns:w16sdtdh="http://schemas.microsoft.com/office/word/2020/wordml/sdtdatahash" xmlns:w16se="http://schemas.microsoft.com/office/word/2015/wordml/symex" xmlns:wpg="http://schemas.microsoft.com/office/word/2010/wordprocessingGroup" xmlns:wpi="http://schemas.microsoft.com/office/word/2010/wordprocessingInk" xmlns:wne="http://schemas.microsoft.com/office/word/2006/wordml" xmlns:wps="http://schemas.microsoft.com/office/word/2010/wordprocessingShape" mc:Ignorable="w14 w15 w16se w16cid w16 w16cex w16sdtdh wp14">
+<w:endnotes xmlns:wpc="http://schemas.microsoft.com/office/word/2010/wordprocessingCanvas" xmlns:cx="http://schemas.microsoft.com/office/drawing/2014/chartex" xmlns:cx1="http://schemas.microsoft.com/office/drawing/2015/9/8/chartex" xmlns:cx2="http://schemas.microsoft.com/office/drawing/2015/10/21/chartex" xmlns:cx3="http://schemas.microsoft.com/office/drawing/2016/5/9/chartex" xmlns:cx4="http://schemas.microsoft.com/office/drawing/2016/5/10/chartex" xmlns:cx5="http://schemas.microsoft.com/office/drawing/2016/5/11/chartex" xmlns:cx6="http://schemas.microsoft.com/office/drawing/2016/5/12/chartex" xmlns:cx7="http://schemas.microsoft.com/office/drawing/2016/5/13/chartex" xmlns:cx8="http://schemas.microsoft.com/office/drawing/2016/5/14/chartex" xmlns:mc="http://schemas.openxmlformats.org/markup-compatibility/2006" xmlns:aink="http://schemas.microsoft.com/office/drawing/2016/ink" xmlns:am3d="http://schemas.microsoft.com/office/drawing/2017/model3d" xmlns:o="urn:schemas-microsoft-com:office:office" xmlns:r="http://schemas.openxmlformats.org/officeDocument/2006/relationships" xmlns:m="http://schemas.openxmlformats.org/officeDocument/2006/math" xmlns:v="urn:schemas-microsoft-com:vml" xmlns:wp14="http://schemas.microsoft.com/office/word/2010/wordprocessingDrawing" xmlns:wp="http://schemas.openxmlformats.org/drawingml/2006/wordprocessingDrawing" xmlns:w10="urn:schemas-microsoft-com:office:word" xmlns:w="http://schemas.openxmlformats.org/wordprocessingml/2006/main" xmlns:w14="http://schemas.microsoft.com/office/word/2010/wordml" xmlns:w15="http://schemas.microsoft.com/office/word/2012/wordml" xmlns:w16cex="http://schemas.microsoft.com/office/word/2018/wordml/cex" xmlns:w16cid="http://schemas.microsoft.com/office/word/2016/wordml/cid" xmlns:w16="http://schemas.microsoft.com/office/word/2018/wordml" xmlns:w16sdtdh="http://schemas.microsoft.com/office/word/2020/wordml/sdtdatahash" xmlns:w16se="http://schemas.microsoft.com/office/word/2015/wordml/symex" xmlns:wpg="http://schemas.microsoft.com/office/word/2010/wordprocessingGroup" xmlns:wpi="http://schemas.microsoft.com/office/word/2010/wordprocessingInk" xmlns:wne="http://schemas.microsoft.com/office/word/2006/wordml" xmlns:wps="http://schemas.microsoft.com/office/word/2010/wordprocessingShape" mc:Ignorable="w14 w15 w16se w16cid w16 w16cex w16sdtdh wp14">
   <w:endnote w:type="separator" w:id="-1">
     <w:p>
       <w:pPr>
@@ -5208,7 +4938,7 @@
 </file>
 
 <file path=word/footer1.xml><?xml version="1.0" encoding="utf-8"?>
-<w:ftr xmlns:wpc="http://schemas.microsoft.com/office/word/2010/wordprocessingCanvas" xmlns:cx="http://schemas.microsoft.com/office/drawing/2014/chartex" xmlns:cx1="http://schemas.microsoft.com/office/drawing/2015/9/8/chartex" xmlns:cx2="http://schemas.microsoft.com/office/drawing/2015/10/21/chartex" xmlns:cx3="http://schemas.microsoft.com/office/drawing/2016/5/9/chartex" xmlns:cx4="http://schemas.microsoft.com/office/drawing/2016/5/10/chartex" xmlns:cx5="http://schemas.microsoft.com/office/drawing/2016/5/11/chartex" xmlns:cx6="http://schemas.microsoft.com/office/drawing/2016/5/12/chartex" xmlns:cx7="http://schemas.microsoft.com/office/drawing/2016/5/13/chartex" xmlns:cx8="http://schemas.microsoft.com/office/drawing/2016/5/14/chartex" xmlns:mc="http://schemas.openxmlformats.org/markup-compatibility/2006" xmlns:aink="http://schemas.microsoft.com/office/drawing/2016/ink" xmlns:am3d="http://schemas.microsoft.com/office/drawing/2017/model3d" xmlns:o="urn:schemas-microsoft-com:office:office" xmlns:oel="http://schemas.microsoft.com/office/2019/extlst" xmlns:r="http://schemas.openxmlformats.org/officeDocument/2006/relationships" xmlns:m="http://schemas.openxmlformats.org/officeDocument/2006/math" xmlns:v="urn:schemas-microsoft-com:vml" xmlns:wp14="http://schemas.microsoft.com/office/word/2010/wordprocessingDrawing" xmlns:wp="http://schemas.openxmlformats.org/drawingml/2006/wordprocessingDrawing" xmlns:w10="urn:schemas-microsoft-com:office:word" xmlns:w="http://schemas.openxmlformats.org/wordprocessingml/2006/main" xmlns:w14="http://schemas.microsoft.com/office/word/2010/wordml" xmlns:w15="http://schemas.microsoft.com/office/word/2012/wordml" xmlns:w16cex="http://schemas.microsoft.com/office/word/2018/wordml/cex" xmlns:w16cid="http://schemas.microsoft.com/office/word/2016/wordml/cid" xmlns:w16="http://schemas.microsoft.com/office/word/2018/wordml" xmlns:w16sdtdh="http://schemas.microsoft.com/office/word/2020/wordml/sdtdatahash" xmlns:w16se="http://schemas.microsoft.com/office/word/2015/wordml/symex" xmlns:wpg="http://schemas.microsoft.com/office/word/2010/wordprocessingGroup" xmlns:wpi="http://schemas.microsoft.com/office/word/2010/wordprocessingInk" xmlns:wne="http://schemas.microsoft.com/office/word/2006/wordml" xmlns:wps="http://schemas.microsoft.com/office/word/2010/wordprocessingShape" mc:Ignorable="w14 w15 w16se w16cid w16 w16cex w16sdtdh wp14">
+<w:ftr xmlns:wpc="http://schemas.microsoft.com/office/word/2010/wordprocessingCanvas" xmlns:cx="http://schemas.microsoft.com/office/drawing/2014/chartex" xmlns:cx1="http://schemas.microsoft.com/office/drawing/2015/9/8/chartex" xmlns:cx2="http://schemas.microsoft.com/office/drawing/2015/10/21/chartex" xmlns:cx3="http://schemas.microsoft.com/office/drawing/2016/5/9/chartex" xmlns:cx4="http://schemas.microsoft.com/office/drawing/2016/5/10/chartex" xmlns:cx5="http://schemas.microsoft.com/office/drawing/2016/5/11/chartex" xmlns:cx6="http://schemas.microsoft.com/office/drawing/2016/5/12/chartex" xmlns:cx7="http://schemas.microsoft.com/office/drawing/2016/5/13/chartex" xmlns:cx8="http://schemas.microsoft.com/office/drawing/2016/5/14/chartex" xmlns:mc="http://schemas.openxmlformats.org/markup-compatibility/2006" xmlns:aink="http://schemas.microsoft.com/office/drawing/2016/ink" xmlns:am3d="http://schemas.microsoft.com/office/drawing/2017/model3d" xmlns:o="urn:schemas-microsoft-com:office:office" xmlns:r="http://schemas.openxmlformats.org/officeDocument/2006/relationships" xmlns:m="http://schemas.openxmlformats.org/officeDocument/2006/math" xmlns:v="urn:schemas-microsoft-com:vml" xmlns:wp14="http://schemas.microsoft.com/office/word/2010/wordprocessingDrawing" xmlns:wp="http://schemas.openxmlformats.org/drawingml/2006/wordprocessingDrawing" xmlns:w10="urn:schemas-microsoft-com:office:word" xmlns:w="http://schemas.openxmlformats.org/wordprocessingml/2006/main" xmlns:w14="http://schemas.microsoft.com/office/word/2010/wordml" xmlns:w15="http://schemas.microsoft.com/office/word/2012/wordml" xmlns:w16cex="http://schemas.microsoft.com/office/word/2018/wordml/cex" xmlns:w16cid="http://schemas.microsoft.com/office/word/2016/wordml/cid" xmlns:w16="http://schemas.microsoft.com/office/word/2018/wordml" xmlns:w16sdtdh="http://schemas.microsoft.com/office/word/2020/wordml/sdtdatahash" xmlns:w16se="http://schemas.microsoft.com/office/word/2015/wordml/symex" xmlns:wpg="http://schemas.microsoft.com/office/word/2010/wordprocessingGroup" xmlns:wpi="http://schemas.microsoft.com/office/word/2010/wordprocessingInk" xmlns:wne="http://schemas.microsoft.com/office/word/2006/wordml" xmlns:wps="http://schemas.microsoft.com/office/word/2010/wordprocessingShape" mc:Ignorable="w14 w15 w16se w16cid w16 w16cex w16sdtdh wp14">
   <w:p>
     <w:pPr>
       <w:pStyle w:val="Pieddepage"/>
@@ -5300,7 +5030,7 @@
             </wp:anchor>
           </w:drawing>
         </mc:Choice>
-        <mc:Fallback>
+        <mc:Fallback xmlns:oel="http://schemas.microsoft.com/office/2019/extlst">
           <w:pict>
             <v:shapetype w14:anchorId="46E6061B" id="_x0000_t202" coordsize="21600,21600" o:spt="202" path="m,l,21600r21600,l21600,xe">
               <v:stroke joinstyle="miter"/>
@@ -5502,7 +5232,7 @@
             </wp:anchor>
           </w:drawing>
         </mc:Choice>
-        <mc:Fallback>
+        <mc:Fallback xmlns:oel="http://schemas.microsoft.com/office/2019/extlst">
           <w:pict>
             <v:shape w14:anchorId="6306317D" id="Zone de texte 2" o:spid="_x0000_s1027" type="#_x0000_t202" style="position:absolute;margin-left:274.65pt;margin-top:-10.15pt;width:208.1pt;height:35.45pt;z-index:251660288;visibility:visible;mso-wrap-style:square;mso-height-percent:0;mso-wrap-distance-left:9pt;mso-wrap-distance-top:0;mso-wrap-distance-right:9pt;mso-wrap-distance-bottom:0;mso-position-horizontal:absolute;mso-position-horizontal-relative:text;mso-position-vertical:absolute;mso-position-vertical-relative:text;mso-height-percent:0;mso-height-relative:margin;v-text-anchor:top" o:gfxdata="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" filled="f" stroked="f">
               <v:textbox>
@@ -5702,25 +5432,7 @@
                               <w:sz w:val="16"/>
                               <w:szCs w:val="16"/>
                             </w:rPr>
-                            <w:t xml:space="preserve">20, rue El </w:t>
-                          </w:r>
-                          <w:proofErr w:type="spellStart"/>
-                          <w:r>
-                            <w:rPr>
-                              <w:rFonts w:ascii="Helvetica" w:hAnsi="Helvetica" w:cs="Calibri"/>
-                              <w:sz w:val="16"/>
-                              <w:szCs w:val="16"/>
-                            </w:rPr>
-                            <w:t>Mariniyine</w:t>
-                          </w:r>
-                          <w:proofErr w:type="spellEnd"/>
-                          <w:r>
-                            <w:rPr>
-                              <w:rFonts w:ascii="Helvetica" w:hAnsi="Helvetica" w:cs="Calibri"/>
-                              <w:sz w:val="16"/>
-                              <w:szCs w:val="16"/>
-                            </w:rPr>
-                            <w:t xml:space="preserve">, BP 750 </w:t>
+                            <w:t xml:space="preserve">20, rue El Mariniyine, BP 750 </w:t>
                           </w:r>
                           <w:r>
                             <w:rPr>
@@ -5823,7 +5535,7 @@
             </wp:anchor>
           </w:drawing>
         </mc:Choice>
-        <mc:Fallback>
+        <mc:Fallback xmlns:oel="http://schemas.microsoft.com/office/2019/extlst">
           <w:pict>
             <v:shape w14:anchorId="0A6018C4" id="_x0000_s1028" type="#_x0000_t202" style="position:absolute;margin-left:-8.05pt;margin-top:-10.5pt;width:218.05pt;height:33pt;z-index:251659264;visibility:visible;mso-wrap-style:square;mso-wrap-distance-left:9pt;mso-wrap-distance-top:0;mso-wrap-distance-right:9pt;mso-wrap-distance-bottom:0;mso-position-horizontal:absolute;mso-position-horizontal-relative:text;mso-position-vertical:absolute;mso-position-vertical-relative:text;v-text-anchor:top" o:gfxdata="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" filled="f" stroked="f">
               <v:textbox>
@@ -5970,7 +5682,7 @@
 </file>
 
 <file path=word/footnotes.xml><?xml version="1.0" encoding="utf-8"?>
-<w:footnotes xmlns:wpc="http://schemas.microsoft.com/office/word/2010/wordprocessingCanvas" xmlns:cx="http://schemas.microsoft.com/office/drawing/2014/chartex" xmlns:cx1="http://schemas.microsoft.com/office/drawing/2015/9/8/chartex" xmlns:cx2="http://schemas.microsoft.com/office/drawing/2015/10/21/chartex" xmlns:cx3="http://schemas.microsoft.com/office/drawing/2016/5/9/chartex" xmlns:cx4="http://schemas.microsoft.com/office/drawing/2016/5/10/chartex" xmlns:cx5="http://schemas.microsoft.com/office/drawing/2016/5/11/chartex" xmlns:cx6="http://schemas.microsoft.com/office/drawing/2016/5/12/chartex" xmlns:cx7="http://schemas.microsoft.com/office/drawing/2016/5/13/chartex" xmlns:cx8="http://schemas.microsoft.com/office/drawing/2016/5/14/chartex" xmlns:mc="http://schemas.openxmlformats.org/markup-compatibility/2006" xmlns:aink="http://schemas.microsoft.com/office/drawing/2016/ink" xmlns:am3d="http://schemas.microsoft.com/office/drawing/2017/model3d" xmlns:o="urn:schemas-microsoft-com:office:office" xmlns:oel="http://schemas.microsoft.com/office/2019/extlst" xmlns:r="http://schemas.openxmlformats.org/officeDocument/2006/relationships" xmlns:m="http://schemas.openxmlformats.org/officeDocument/2006/math" xmlns:v="urn:schemas-microsoft-com:vml" xmlns:wp14="http://schemas.microsoft.com/office/word/2010/wordprocessingDrawing" xmlns:wp="http://schemas.openxmlformats.org/drawingml/2006/wordprocessingDrawing" xmlns:w10="urn:schemas-microsoft-com:office:word" xmlns:w="http://schemas.openxmlformats.org/wordprocessingml/2006/main" xmlns:w14="http://schemas.microsoft.com/office/word/2010/wordml" xmlns:w15="http://schemas.microsoft.com/office/word/2012/wordml" xmlns:w16cex="http://schemas.microsoft.com/office/word/2018/wordml/cex" xmlns:w16cid="http://schemas.microsoft.com/office/word/2016/wordml/cid" xmlns:w16="http://schemas.microsoft.com/office/word/2018/wordml" xmlns:w16sdtdh="http://schemas.microsoft.com/office/word/2020/wordml/sdtdatahash" xmlns:w16se="http://schemas.microsoft.com/office/word/2015/wordml/symex" xmlns:wpg="http://schemas.microsoft.com/office/word/2010/wordprocessingGroup" xmlns:wpi="http://schemas.microsoft.com/office/word/2010/wordprocessingInk" xmlns:wne="http://schemas.microsoft.com/office/word/2006/wordml" xmlns:wps="http://schemas.microsoft.com/office/word/2010/wordprocessingShape" mc:Ignorable="w14 w15 w16se w16cid w16 w16cex w16sdtdh wp14">
+<w:footnotes xmlns:wpc="http://schemas.microsoft.com/office/word/2010/wordprocessingCanvas" xmlns:cx="http://schemas.microsoft.com/office/drawing/2014/chartex" xmlns:cx1="http://schemas.microsoft.com/office/drawing/2015/9/8/chartex" xmlns:cx2="http://schemas.microsoft.com/office/drawing/2015/10/21/chartex" xmlns:cx3="http://schemas.microsoft.com/office/drawing/2016/5/9/chartex" xmlns:cx4="http://schemas.microsoft.com/office/drawing/2016/5/10/chartex" xmlns:cx5="http://schemas.microsoft.com/office/drawing/2016/5/11/chartex" xmlns:cx6="http://schemas.microsoft.com/office/drawing/2016/5/12/chartex" xmlns:cx7="http://schemas.microsoft.com/office/drawing/2016/5/13/chartex" xmlns:cx8="http://schemas.microsoft.com/office/drawing/2016/5/14/chartex" xmlns:mc="http://schemas.openxmlformats.org/markup-compatibility/2006" xmlns:aink="http://schemas.microsoft.com/office/drawing/2016/ink" xmlns:am3d="http://schemas.microsoft.com/office/drawing/2017/model3d" xmlns:o="urn:schemas-microsoft-com:office:office" xmlns:r="http://schemas.openxmlformats.org/officeDocument/2006/relationships" xmlns:m="http://schemas.openxmlformats.org/officeDocument/2006/math" xmlns:v="urn:schemas-microsoft-com:vml" xmlns:wp14="http://schemas.microsoft.com/office/word/2010/wordprocessingDrawing" xmlns:wp="http://schemas.openxmlformats.org/drawingml/2006/wordprocessingDrawing" xmlns:w10="urn:schemas-microsoft-com:office:word" xmlns:w="http://schemas.openxmlformats.org/wordprocessingml/2006/main" xmlns:w14="http://schemas.microsoft.com/office/word/2010/wordml" xmlns:w15="http://schemas.microsoft.com/office/word/2012/wordml" xmlns:w16cex="http://schemas.microsoft.com/office/word/2018/wordml/cex" xmlns:w16cid="http://schemas.microsoft.com/office/word/2016/wordml/cid" xmlns:w16="http://schemas.microsoft.com/office/word/2018/wordml" xmlns:w16sdtdh="http://schemas.microsoft.com/office/word/2020/wordml/sdtdatahash" xmlns:w16se="http://schemas.microsoft.com/office/word/2015/wordml/symex" xmlns:wpg="http://schemas.microsoft.com/office/word/2010/wordprocessingGroup" xmlns:wpi="http://schemas.microsoft.com/office/word/2010/wordprocessingInk" xmlns:wne="http://schemas.microsoft.com/office/word/2006/wordml" xmlns:wps="http://schemas.microsoft.com/office/word/2010/wordprocessingShape" mc:Ignorable="w14 w15 w16se w16cid w16 w16cex w16sdtdh wp14">
   <w:footnote w:type="separator" w:id="-1">
     <w:p>
       <w:pPr>
@@ -5995,7 +5707,7 @@
 </file>
 
 <file path=word/header1.xml><?xml version="1.0" encoding="utf-8"?>
-<w:hdr xmlns:wpc="http://schemas.microsoft.com/office/word/2010/wordprocessingCanvas" xmlns:cx="http://schemas.microsoft.com/office/drawing/2014/chartex" xmlns:cx1="http://schemas.microsoft.com/office/drawing/2015/9/8/chartex" xmlns:cx2="http://schemas.microsoft.com/office/drawing/2015/10/21/chartex" xmlns:cx3="http://schemas.microsoft.com/office/drawing/2016/5/9/chartex" xmlns:cx4="http://schemas.microsoft.com/office/drawing/2016/5/10/chartex" xmlns:cx5="http://schemas.microsoft.com/office/drawing/2016/5/11/chartex" xmlns:cx6="http://schemas.microsoft.com/office/drawing/2016/5/12/chartex" xmlns:cx7="http://schemas.microsoft.com/office/drawing/2016/5/13/chartex" xmlns:cx8="http://schemas.microsoft.com/office/drawing/2016/5/14/chartex" xmlns:mc="http://schemas.openxmlformats.org/markup-compatibility/2006" xmlns:aink="http://schemas.microsoft.com/office/drawing/2016/ink" xmlns:am3d="http://schemas.microsoft.com/office/drawing/2017/model3d" xmlns:o="urn:schemas-microsoft-com:office:office" xmlns:oel="http://schemas.microsoft.com/office/2019/extlst" xmlns:r="http://schemas.openxmlformats.org/officeDocument/2006/relationships" xmlns:m="http://schemas.openxmlformats.org/officeDocument/2006/math" xmlns:v="urn:schemas-microsoft-com:vml" xmlns:wp14="http://schemas.microsoft.com/office/word/2010/wordprocessingDrawing" xmlns:wp="http://schemas.openxmlformats.org/drawingml/2006/wordprocessingDrawing" xmlns:w10="urn:schemas-microsoft-com:office:word" xmlns:w="http://schemas.openxmlformats.org/wordprocessingml/2006/main" xmlns:w14="http://schemas.microsoft.com/office/word/2010/wordml" xmlns:w15="http://schemas.microsoft.com/office/word/2012/wordml" xmlns:w16cex="http://schemas.microsoft.com/office/word/2018/wordml/cex" xmlns:w16cid="http://schemas.microsoft.com/office/word/2016/wordml/cid" xmlns:w16="http://schemas.microsoft.com/office/word/2018/wordml" xmlns:w16sdtdh="http://schemas.microsoft.com/office/word/2020/wordml/sdtdatahash" xmlns:w16se="http://schemas.microsoft.com/office/word/2015/wordml/symex" xmlns:wpg="http://schemas.microsoft.com/office/word/2010/wordprocessingGroup" xmlns:wpi="http://schemas.microsoft.com/office/word/2010/wordprocessingInk" xmlns:wne="http://schemas.microsoft.com/office/word/2006/wordml" xmlns:wps="http://schemas.microsoft.com/office/word/2010/wordprocessingShape" mc:Ignorable="w14 w15 w16se w16cid w16 w16cex w16sdtdh wp14">
+<w:hdr xmlns:wpc="http://schemas.microsoft.com/office/word/2010/wordprocessingCanvas" xmlns:cx="http://schemas.microsoft.com/office/drawing/2014/chartex" xmlns:cx1="http://schemas.microsoft.com/office/drawing/2015/9/8/chartex" xmlns:cx2="http://schemas.microsoft.com/office/drawing/2015/10/21/chartex" xmlns:cx3="http://schemas.microsoft.com/office/drawing/2016/5/9/chartex" xmlns:cx4="http://schemas.microsoft.com/office/drawing/2016/5/10/chartex" xmlns:cx5="http://schemas.microsoft.com/office/drawing/2016/5/11/chartex" xmlns:cx6="http://schemas.microsoft.com/office/drawing/2016/5/12/chartex" xmlns:cx7="http://schemas.microsoft.com/office/drawing/2016/5/13/chartex" xmlns:cx8="http://schemas.microsoft.com/office/drawing/2016/5/14/chartex" xmlns:mc="http://schemas.openxmlformats.org/markup-compatibility/2006" xmlns:aink="http://schemas.microsoft.com/office/drawing/2016/ink" xmlns:am3d="http://schemas.microsoft.com/office/drawing/2017/model3d" xmlns:o="urn:schemas-microsoft-com:office:office" xmlns:r="http://schemas.openxmlformats.org/officeDocument/2006/relationships" xmlns:m="http://schemas.openxmlformats.org/officeDocument/2006/math" xmlns:v="urn:schemas-microsoft-com:vml" xmlns:wp14="http://schemas.microsoft.com/office/word/2010/wordprocessingDrawing" xmlns:wp="http://schemas.openxmlformats.org/drawingml/2006/wordprocessingDrawing" xmlns:w10="urn:schemas-microsoft-com:office:word" xmlns:w="http://schemas.openxmlformats.org/wordprocessingml/2006/main" xmlns:w14="http://schemas.microsoft.com/office/word/2010/wordml" xmlns:w15="http://schemas.microsoft.com/office/word/2012/wordml" xmlns:w16cex="http://schemas.microsoft.com/office/word/2018/wordml/cex" xmlns:w16cid="http://schemas.microsoft.com/office/word/2016/wordml/cid" xmlns:w16="http://schemas.microsoft.com/office/word/2018/wordml" xmlns:w16sdtdh="http://schemas.microsoft.com/office/word/2020/wordml/sdtdatahash" xmlns:w16se="http://schemas.microsoft.com/office/word/2015/wordml/symex" xmlns:wpg="http://schemas.microsoft.com/office/word/2010/wordprocessingGroup" xmlns:wpi="http://schemas.microsoft.com/office/word/2010/wordprocessingInk" xmlns:wne="http://schemas.microsoft.com/office/word/2006/wordml" xmlns:wps="http://schemas.microsoft.com/office/word/2010/wordprocessingShape" mc:Ignorable="w14 w15 w16se w16cid w16 w16cex w16sdtdh wp14">
   <w:p>
     <w:pPr>
       <w:pStyle w:val="En-tte"/>
@@ -6052,7 +5764,7 @@
 </file>
 
 <file path=word/numbering.xml><?xml version="1.0" encoding="utf-8"?>
-<w:numbering xmlns:wpc="http://schemas.microsoft.com/office/word/2010/wordprocessingCanvas" xmlns:cx="http://schemas.microsoft.com/office/drawing/2014/chartex" xmlns:cx1="http://schemas.microsoft.com/office/drawing/2015/9/8/chartex" xmlns:cx2="http://schemas.microsoft.com/office/drawing/2015/10/21/chartex" xmlns:cx3="http://schemas.microsoft.com/office/drawing/2016/5/9/chartex" xmlns:cx4="http://schemas.microsoft.com/office/drawing/2016/5/10/chartex" xmlns:cx5="http://schemas.microsoft.com/office/drawing/2016/5/11/chartex" xmlns:cx6="http://schemas.microsoft.com/office/drawing/2016/5/12/chartex" xmlns:cx7="http://schemas.microsoft.com/office/drawing/2016/5/13/chartex" xmlns:cx8="http://schemas.microsoft.com/office/drawing/2016/5/14/chartex" xmlns:mc="http://schemas.openxmlformats.org/markup-compatibility/2006" xmlns:aink="http://schemas.microsoft.com/office/drawing/2016/ink" xmlns:am3d="http://schemas.microsoft.com/office/drawing/2017/model3d" xmlns:o="urn:schemas-microsoft-com:office:office" xmlns:oel="http://schemas.microsoft.com/office/2019/extlst" xmlns:r="http://schemas.openxmlformats.org/officeDocument/2006/relationships" xmlns:m="http://schemas.openxmlformats.org/officeDocument/2006/math" xmlns:v="urn:schemas-microsoft-com:vml" xmlns:wp14="http://schemas.microsoft.com/office/word/2010/wordprocessingDrawing" xmlns:wp="http://schemas.openxmlformats.org/drawingml/2006/wordprocessingDrawing" xmlns:w10="urn:schemas-microsoft-com:office:word" xmlns:w="http://schemas.openxmlformats.org/wordprocessingml/2006/main" xmlns:w14="http://schemas.microsoft.com/office/word/2010/wordml" xmlns:w15="http://schemas.microsoft.com/office/word/2012/wordml" xmlns:w16cex="http://schemas.microsoft.com/office/word/2018/wordml/cex" xmlns:w16cid="http://schemas.microsoft.com/office/word/2016/wordml/cid" xmlns:w16="http://schemas.microsoft.com/office/word/2018/wordml" xmlns:w16sdtdh="http://schemas.microsoft.com/office/word/2020/wordml/sdtdatahash" xmlns:w16se="http://schemas.microsoft.com/office/word/2015/wordml/symex" xmlns:wpg="http://schemas.microsoft.com/office/word/2010/wordprocessingGroup" xmlns:wpi="http://schemas.microsoft.com/office/word/2010/wordprocessingInk" xmlns:wne="http://schemas.microsoft.com/office/word/2006/wordml" xmlns:wps="http://schemas.microsoft.com/office/word/2010/wordprocessingShape" mc:Ignorable="w14 w15 w16se w16cid w16 w16cex w16sdtdh wp14">
+<w:numbering xmlns:wpc="http://schemas.microsoft.com/office/word/2010/wordprocessingCanvas" xmlns:cx="http://schemas.microsoft.com/office/drawing/2014/chartex" xmlns:cx1="http://schemas.microsoft.com/office/drawing/2015/9/8/chartex" xmlns:cx2="http://schemas.microsoft.com/office/drawing/2015/10/21/chartex" xmlns:cx3="http://schemas.microsoft.com/office/drawing/2016/5/9/chartex" xmlns:cx4="http://schemas.microsoft.com/office/drawing/2016/5/10/chartex" xmlns:cx5="http://schemas.microsoft.com/office/drawing/2016/5/11/chartex" xmlns:cx6="http://schemas.microsoft.com/office/drawing/2016/5/12/chartex" xmlns:cx7="http://schemas.microsoft.com/office/drawing/2016/5/13/chartex" xmlns:cx8="http://schemas.microsoft.com/office/drawing/2016/5/14/chartex" xmlns:mc="http://schemas.openxmlformats.org/markup-compatibility/2006" xmlns:aink="http://schemas.microsoft.com/office/drawing/2016/ink" xmlns:am3d="http://schemas.microsoft.com/office/drawing/2017/model3d" xmlns:o="urn:schemas-microsoft-com:office:office" xmlns:r="http://schemas.openxmlformats.org/officeDocument/2006/relationships" xmlns:m="http://schemas.openxmlformats.org/officeDocument/2006/math" xmlns:v="urn:schemas-microsoft-com:vml" xmlns:wp14="http://schemas.microsoft.com/office/word/2010/wordprocessingDrawing" xmlns:wp="http://schemas.openxmlformats.org/drawingml/2006/wordprocessingDrawing" xmlns:w10="urn:schemas-microsoft-com:office:word" xmlns:w="http://schemas.openxmlformats.org/wordprocessingml/2006/main" xmlns:w14="http://schemas.microsoft.com/office/word/2010/wordml" xmlns:w15="http://schemas.microsoft.com/office/word/2012/wordml" xmlns:w16cex="http://schemas.microsoft.com/office/word/2018/wordml/cex" xmlns:w16cid="http://schemas.microsoft.com/office/word/2016/wordml/cid" xmlns:w16="http://schemas.microsoft.com/office/word/2018/wordml" xmlns:w16sdtdh="http://schemas.microsoft.com/office/word/2020/wordml/sdtdatahash" xmlns:w16se="http://schemas.microsoft.com/office/word/2015/wordml/symex" xmlns:wpg="http://schemas.microsoft.com/office/word/2010/wordprocessingGroup" xmlns:wpi="http://schemas.microsoft.com/office/word/2010/wordprocessingInk" xmlns:wne="http://schemas.microsoft.com/office/word/2006/wordml" xmlns:wps="http://schemas.microsoft.com/office/word/2010/wordprocessingShape" mc:Ignorable="w14 w15 w16se w16cid w16 w16cex w16sdtdh wp14">
   <w:abstractNum w:abstractNumId="0" w15:restartNumberingAfterBreak="0">
     <w:nsid w:val="1D796AF4"/>
     <w:multiLevelType w:val="multilevel"/>
@@ -6694,19 +6406,19 @@
       </w:pPr>
     </w:lvl>
   </w:abstractNum>
-  <w:num w:numId="1" w16cid:durableId="1657801979">
+  <w:num w:numId="1">
     <w:abstractNumId w:val="1"/>
   </w:num>
-  <w:num w:numId="2" w16cid:durableId="1250502246">
+  <w:num w:numId="2">
     <w:abstractNumId w:val="0"/>
   </w:num>
-  <w:num w:numId="3" w16cid:durableId="2104690806">
+  <w:num w:numId="3">
     <w:abstractNumId w:val="2"/>
   </w:num>
-  <w:num w:numId="4" w16cid:durableId="75790657">
+  <w:num w:numId="4">
     <w:abstractNumId w:val="4"/>
   </w:num>
-  <w:num w:numId="5" w16cid:durableId="1254052018">
+  <w:num w:numId="5">
     <w:abstractNumId w:val="3"/>
   </w:num>
 </w:numbering>

--- a/resources/templates/rapport_template.docx
+++ b/resources/templates/rapport_template.docx
@@ -36,7 +36,47 @@
           <w:szCs w:val="36"/>
           <w:rtl/>
         </w:rPr>
-        <w:t>في إطار تتبع وتقييم نشاط مصلحة المنازعات والشؤون القانونية، يهدف هذا التقرير إلى عرض الحصيلة الإحصائية للملفات القضائية والشكايات خلال الفترة الممتدة من ${date_debut} إلى ${date_fin}، من خلال تقديم مؤشرات كمية ونوعية تعكس مستوى نشاط المصلحة.</w:t>
+        <w:t>في إطار تتبع وتقييم نشاط مصلحة المنازعات والشؤون القانونية، يهدف هذا التقرير إلى عرض الحصيلة الإحصائية للملفات القضائية والشكايات خلال الفترة الممتدة من ${</w:t>
+      </w:r>
+      <w:proofErr w:type="spellStart"/>
+      <w:r>
+        <w:rPr>
+          <w:rFonts w:ascii="Arabic Typesetting" w:hAnsi="Arabic Typesetting" w:cs="Arabic Typesetting"/>
+          <w:sz w:val="36"/>
+          <w:szCs w:val="36"/>
+          <w:rtl/>
+        </w:rPr>
+        <w:t>date_debut</w:t>
+      </w:r>
+      <w:proofErr w:type="spellEnd"/>
+      <w:r>
+        <w:rPr>
+          <w:rFonts w:ascii="Arabic Typesetting" w:hAnsi="Arabic Typesetting" w:cs="Arabic Typesetting"/>
+          <w:sz w:val="36"/>
+          <w:szCs w:val="36"/>
+          <w:rtl/>
+        </w:rPr>
+        <w:t>} إلى ${</w:t>
+      </w:r>
+      <w:proofErr w:type="spellStart"/>
+      <w:r>
+        <w:rPr>
+          <w:rFonts w:ascii="Arabic Typesetting" w:hAnsi="Arabic Typesetting" w:cs="Arabic Typesetting"/>
+          <w:sz w:val="36"/>
+          <w:szCs w:val="36"/>
+          <w:rtl/>
+        </w:rPr>
+        <w:t>date_fin</w:t>
+      </w:r>
+      <w:proofErr w:type="spellEnd"/>
+      <w:r>
+        <w:rPr>
+          <w:rFonts w:ascii="Arabic Typesetting" w:hAnsi="Arabic Typesetting" w:cs="Arabic Typesetting"/>
+          <w:sz w:val="36"/>
+          <w:szCs w:val="36"/>
+          <w:rtl/>
+        </w:rPr>
+        <w:t>}، من خلال تقديم مؤشرات كمية ونوعية تعكس مستوى نشاط المصلحة.</w:t>
       </w:r>
     </w:p>
     <w:p>
@@ -298,7 +338,15 @@
               </w:rPr>
             </w:pPr>
             <w:r>
-              <w:t>${dossiers_total}</w:t>
+              <w:t>${</w:t>
+            </w:r>
+            <w:proofErr w:type="spellStart"/>
+            <w:r>
+              <w:t>dossiers_total</w:t>
+            </w:r>
+            <w:proofErr w:type="spellEnd"/>
+            <w:r>
+              <w:t>}</w:t>
             </w:r>
           </w:p>
         </w:tc>
@@ -349,7 +397,15 @@
               </w:rPr>
             </w:pPr>
             <w:r>
-              <w:t>${dossiers_nouveaux}</w:t>
+              <w:t>${</w:t>
+            </w:r>
+            <w:proofErr w:type="spellStart"/>
+            <w:r>
+              <w:t>dossiers_nouveaux</w:t>
+            </w:r>
+            <w:proofErr w:type="spellEnd"/>
+            <w:r>
+              <w:t>}</w:t>
             </w:r>
           </w:p>
         </w:tc>
@@ -400,7 +456,15 @@
               </w:rPr>
             </w:pPr>
             <w:r>
-              <w:t>${dossiers_en_cours}</w:t>
+              <w:t>${</w:t>
+            </w:r>
+            <w:proofErr w:type="spellStart"/>
+            <w:r>
+              <w:t>dossiers_en_cours</w:t>
+            </w:r>
+            <w:proofErr w:type="spellEnd"/>
+            <w:r>
+              <w:t>}</w:t>
             </w:r>
           </w:p>
         </w:tc>
@@ -451,7 +515,15 @@
               </w:rPr>
             </w:pPr>
             <w:r>
-              <w:t>${dossiers_juges}</w:t>
+              <w:t>${</w:t>
+            </w:r>
+            <w:proofErr w:type="spellStart"/>
+            <w:r>
+              <w:t>dossiers_juges</w:t>
+            </w:r>
+            <w:proofErr w:type="spellEnd"/>
+            <w:r>
+              <w:t>}</w:t>
             </w:r>
           </w:p>
         </w:tc>
@@ -502,7 +574,15 @@
               </w:rPr>
             </w:pPr>
             <w:r>
-              <w:t>${dossiers_executes}</w:t>
+              <w:t>${</w:t>
+            </w:r>
+            <w:proofErr w:type="spellStart"/>
+            <w:r>
+              <w:t>dossiers_executes</w:t>
+            </w:r>
+            <w:proofErr w:type="spellEnd"/>
+            <w:r>
+              <w:t>}</w:t>
             </w:r>
           </w:p>
         </w:tc>
@@ -553,7 +633,15 @@
               </w:rPr>
             </w:pPr>
             <w:r>
-              <w:t>${dossiers_en_execution}</w:t>
+              <w:t>${</w:t>
+            </w:r>
+            <w:proofErr w:type="spellStart"/>
+            <w:r>
+              <w:t>dossiers_en_execution</w:t>
+            </w:r>
+            <w:proofErr w:type="spellEnd"/>
+            <w:r>
+              <w:t>}</w:t>
             </w:r>
           </w:p>
         </w:tc>
@@ -748,7 +836,15 @@
               </w:rPr>
             </w:pPr>
             <w:r>
-              <w:t>${nb_tribunal_ibtidai}</w:t>
+              <w:t>${</w:t>
+            </w:r>
+            <w:proofErr w:type="spellStart"/>
+            <w:r>
+              <w:t>nb_tribunal_ibtidai</w:t>
+            </w:r>
+            <w:proofErr w:type="spellEnd"/>
+            <w:r>
+              <w:t>}</w:t>
             </w:r>
           </w:p>
         </w:tc>
@@ -798,7 +894,15 @@
               </w:rPr>
             </w:pPr>
             <w:r>
-              <w:t>${nb_tribunal_idari}</w:t>
+              <w:t>${</w:t>
+            </w:r>
+            <w:proofErr w:type="spellStart"/>
+            <w:r>
+              <w:t>nb_tribunal_idari</w:t>
+            </w:r>
+            <w:proofErr w:type="spellEnd"/>
+            <w:r>
+              <w:t>}</w:t>
             </w:r>
           </w:p>
         </w:tc>
@@ -848,7 +952,15 @@
               </w:rPr>
             </w:pPr>
             <w:r>
-              <w:t>${nb_tribunal_tijari}</w:t>
+              <w:t>${</w:t>
+            </w:r>
+            <w:proofErr w:type="spellStart"/>
+            <w:r>
+              <w:t>nb_tribunal_tijari</w:t>
+            </w:r>
+            <w:proofErr w:type="spellEnd"/>
+            <w:r>
+              <w:t>}</w:t>
             </w:r>
           </w:p>
         </w:tc>
@@ -898,7 +1010,15 @@
               </w:rPr>
             </w:pPr>
             <w:r>
-              <w:t>${nb_tribunal_istinaf}</w:t>
+              <w:t>${</w:t>
+            </w:r>
+            <w:proofErr w:type="spellStart"/>
+            <w:r>
+              <w:t>nb_tribunal_istinaf</w:t>
+            </w:r>
+            <w:proofErr w:type="spellEnd"/>
+            <w:r>
+              <w:t>}</w:t>
             </w:r>
           </w:p>
         </w:tc>
@@ -949,7 +1069,15 @@
             </w:pPr>
             <w:r>
               <w:lastRenderedPageBreak/>
-              <w:t>${nb_tribunal_istinaf_idari}</w:t>
+              <w:t>${</w:t>
+            </w:r>
+            <w:proofErr w:type="spellStart"/>
+            <w:r>
+              <w:t>nb_tribunal_istinaf_idari</w:t>
+            </w:r>
+            <w:proofErr w:type="spellEnd"/>
+            <w:r>
+              <w:t>}</w:t>
             </w:r>
           </w:p>
         </w:tc>
@@ -999,7 +1127,15 @@
               </w:rPr>
             </w:pPr>
             <w:r>
-              <w:t>${nb_tribunal_istinaf_tijari}</w:t>
+              <w:t>${</w:t>
+            </w:r>
+            <w:proofErr w:type="spellStart"/>
+            <w:r>
+              <w:t>nb_tribunal_istinaf_tijari</w:t>
+            </w:r>
+            <w:proofErr w:type="spellEnd"/>
+            <w:r>
+              <w:t>}</w:t>
             </w:r>
           </w:p>
         </w:tc>
@@ -1049,7 +1185,15 @@
               </w:rPr>
             </w:pPr>
             <w:r>
-              <w:t>${nb_tribunal_naqd}</w:t>
+              <w:t>${</w:t>
+            </w:r>
+            <w:proofErr w:type="spellStart"/>
+            <w:r>
+              <w:t>nb_tribunal_naqd</w:t>
+            </w:r>
+            <w:proofErr w:type="spellEnd"/>
+            <w:r>
+              <w:t>}</w:t>
             </w:r>
           </w:p>
         </w:tc>
@@ -1099,7 +1243,15 @@
               </w:rPr>
             </w:pPr>
             <w:r>
-              <w:t>${nb_tribunal_total}</w:t>
+              <w:t>${</w:t>
+            </w:r>
+            <w:proofErr w:type="spellStart"/>
+            <w:r>
+              <w:t>nb_tribunal_total</w:t>
+            </w:r>
+            <w:proofErr w:type="spellEnd"/>
+            <w:r>
+              <w:t>}</w:t>
             </w:r>
           </w:p>
         </w:tc>
@@ -1277,7 +1429,15 @@
               </w:rPr>
             </w:pPr>
             <w:r>
-              <w:t>${type_nombre}</w:t>
+              <w:t>${</w:t>
+            </w:r>
+            <w:proofErr w:type="spellStart"/>
+            <w:r>
+              <w:t>type_nombre</w:t>
+            </w:r>
+            <w:proofErr w:type="spellEnd"/>
+            <w:r>
+              <w:t>}</w:t>
             </w:r>
           </w:p>
         </w:tc>
@@ -1296,7 +1456,15 @@
               </w:rPr>
             </w:pPr>
             <w:r>
-              <w:t>${type_libelle}</w:t>
+              <w:t>${</w:t>
+            </w:r>
+            <w:proofErr w:type="spellStart"/>
+            <w:r>
+              <w:t>type_libelle</w:t>
+            </w:r>
+            <w:proofErr w:type="spellEnd"/>
+            <w:r>
+              <w:t>}</w:t>
             </w:r>
           </w:p>
         </w:tc>
@@ -1547,7 +1715,15 @@
               </w:rPr>
             </w:pPr>
             <w:r>
-              <w:t>${reg_total}</w:t>
+              <w:t>${</w:t>
+            </w:r>
+            <w:proofErr w:type="spellStart"/>
+            <w:r>
+              <w:t>reg_total</w:t>
+            </w:r>
+            <w:proofErr w:type="spellEnd"/>
+            <w:r>
+              <w:t>}</w:t>
             </w:r>
           </w:p>
         </w:tc>
@@ -1570,7 +1746,15 @@
               </w:rPr>
             </w:pPr>
             <w:r>
-              <w:t>${reg_naqd}</w:t>
+              <w:t>${</w:t>
+            </w:r>
+            <w:proofErr w:type="spellStart"/>
+            <w:r>
+              <w:t>reg_naqd</w:t>
+            </w:r>
+            <w:proofErr w:type="spellEnd"/>
+            <w:r>
+              <w:t>}</w:t>
             </w:r>
           </w:p>
         </w:tc>
@@ -1593,7 +1777,15 @@
               </w:rPr>
             </w:pPr>
             <w:r>
-              <w:t>${reg_istinaf}</w:t>
+              <w:t>${</w:t>
+            </w:r>
+            <w:proofErr w:type="spellStart"/>
+            <w:r>
+              <w:t>reg_istinaf</w:t>
+            </w:r>
+            <w:proofErr w:type="spellEnd"/>
+            <w:r>
+              <w:t>}</w:t>
             </w:r>
           </w:p>
         </w:tc>
@@ -1616,7 +1808,15 @@
               </w:rPr>
             </w:pPr>
             <w:r>
-              <w:t>${reg_ibtidai}</w:t>
+              <w:t>${</w:t>
+            </w:r>
+            <w:proofErr w:type="spellStart"/>
+            <w:r>
+              <w:t>reg_ibtidai</w:t>
+            </w:r>
+            <w:proofErr w:type="spellEnd"/>
+            <w:r>
+              <w:t>}</w:t>
             </w:r>
           </w:p>
         </w:tc>
@@ -1639,7 +1839,15 @@
               </w:rPr>
             </w:pPr>
             <w:r>
-              <w:t>${reg_nom}</w:t>
+              <w:t>${</w:t>
+            </w:r>
+            <w:proofErr w:type="spellStart"/>
+            <w:r>
+              <w:t>reg_nom</w:t>
+            </w:r>
+            <w:proofErr w:type="spellEnd"/>
+            <w:r>
+              <w:t>}</w:t>
             </w:r>
           </w:p>
         </w:tc>
@@ -1790,7 +1998,15 @@
               </w:rPr>
             </w:pPr>
             <w:r>
-              <w:t>${nb_degre_ibtidai}</w:t>
+              <w:t>${</w:t>
+            </w:r>
+            <w:proofErr w:type="spellStart"/>
+            <w:r>
+              <w:t>nb_degre_ibtidai</w:t>
+            </w:r>
+            <w:proofErr w:type="spellEnd"/>
+            <w:r>
+              <w:t>}</w:t>
             </w:r>
           </w:p>
         </w:tc>
@@ -1841,7 +2057,15 @@
               </w:rPr>
             </w:pPr>
             <w:r>
-              <w:t>${nb_degre_istinafi}</w:t>
+              <w:t>${</w:t>
+            </w:r>
+            <w:proofErr w:type="spellStart"/>
+            <w:r>
+              <w:t>nb_degre_istinafi</w:t>
+            </w:r>
+            <w:proofErr w:type="spellEnd"/>
+            <w:r>
+              <w:t>}</w:t>
             </w:r>
           </w:p>
         </w:tc>
@@ -1901,7 +2125,15 @@
               </w:rPr>
             </w:pPr>
             <w:r>
-              <w:t>${nb_degre_iaada_nadar}</w:t>
+              <w:t>${</w:t>
+            </w:r>
+            <w:proofErr w:type="spellStart"/>
+            <w:r>
+              <w:t>nb_degre_iaada_nadar</w:t>
+            </w:r>
+            <w:proofErr w:type="spellEnd"/>
+            <w:r>
+              <w:t>}</w:t>
             </w:r>
           </w:p>
         </w:tc>
@@ -1953,7 +2185,15 @@
               </w:rPr>
             </w:pPr>
             <w:r>
-              <w:t>${nb_degre_naqd}</w:t>
+              <w:t>${</w:t>
+            </w:r>
+            <w:proofErr w:type="spellStart"/>
+            <w:r>
+              <w:t>nb_degre_naqd</w:t>
+            </w:r>
+            <w:proofErr w:type="spellEnd"/>
+            <w:r>
+              <w:t>}</w:t>
             </w:r>
           </w:p>
         </w:tc>
@@ -2004,7 +2244,15 @@
               </w:rPr>
             </w:pPr>
             <w:r>
-              <w:t>${nb_degre_total}</w:t>
+              <w:t>${</w:t>
+            </w:r>
+            <w:proofErr w:type="spellStart"/>
+            <w:r>
+              <w:t>nb_degre_total</w:t>
+            </w:r>
+            <w:proofErr w:type="spellEnd"/>
+            <w:r>
+              <w:t>}</w:t>
             </w:r>
           </w:p>
         </w:tc>
@@ -2318,7 +2566,15 @@
               </w:rPr>
             </w:pPr>
             <w:r>
-              <w:t>${nb_annee_total}</w:t>
+              <w:t>${</w:t>
+            </w:r>
+            <w:proofErr w:type="spellStart"/>
+            <w:r>
+              <w:t>nb_annee_total</w:t>
+            </w:r>
+            <w:proofErr w:type="spellEnd"/>
+            <w:r>
+              <w:t>}</w:t>
             </w:r>
           </w:p>
         </w:tc>
@@ -2506,7 +2762,15 @@
               </w:rPr>
             </w:pPr>
             <w:r>
-              <w:t>${montant_pour}</w:t>
+              <w:t>${</w:t>
+            </w:r>
+            <w:proofErr w:type="spellStart"/>
+            <w:r>
+              <w:t>montant_pour</w:t>
+            </w:r>
+            <w:proofErr w:type="spellEnd"/>
+            <w:r>
+              <w:t>}</w:t>
             </w:r>
           </w:p>
         </w:tc>
@@ -2529,7 +2793,15 @@
               </w:rPr>
             </w:pPr>
             <w:r>
-              <w:t>${nb_pour}</w:t>
+              <w:t>${</w:t>
+            </w:r>
+            <w:proofErr w:type="spellStart"/>
+            <w:r>
+              <w:t>nb_pour</w:t>
+            </w:r>
+            <w:proofErr w:type="spellEnd"/>
+            <w:r>
+              <w:t>}</w:t>
             </w:r>
           </w:p>
         </w:tc>
@@ -2594,7 +2866,15 @@
               </w:rPr>
             </w:pPr>
             <w:r>
-              <w:t>${montant_contre}</w:t>
+              <w:t>${</w:t>
+            </w:r>
+            <w:proofErr w:type="spellStart"/>
+            <w:r>
+              <w:t>montant_contre</w:t>
+            </w:r>
+            <w:proofErr w:type="spellEnd"/>
+            <w:r>
+              <w:t>}</w:t>
             </w:r>
           </w:p>
         </w:tc>
@@ -2617,7 +2897,15 @@
               </w:rPr>
             </w:pPr>
             <w:r>
-              <w:t>${nb_contre}</w:t>
+              <w:t>${</w:t>
+            </w:r>
+            <w:proofErr w:type="spellStart"/>
+            <w:r>
+              <w:t>nb_contre</w:t>
+            </w:r>
+            <w:proofErr w:type="spellEnd"/>
+            <w:r>
+              <w:t>}</w:t>
             </w:r>
           </w:p>
         </w:tc>
@@ -2672,7 +2960,15 @@
               </w:rPr>
             </w:pPr>
             <w:r>
-              <w:t>${montant_execute}</w:t>
+              <w:t>${</w:t>
+            </w:r>
+            <w:proofErr w:type="spellStart"/>
+            <w:r>
+              <w:t>montant_execute</w:t>
+            </w:r>
+            <w:proofErr w:type="spellEnd"/>
+            <w:r>
+              <w:t>}</w:t>
             </w:r>
           </w:p>
         </w:tc>
@@ -2695,7 +2991,15 @@
               </w:rPr>
             </w:pPr>
             <w:r>
-              <w:t>${nb_execute}</w:t>
+              <w:t>${</w:t>
+            </w:r>
+            <w:proofErr w:type="spellStart"/>
+            <w:r>
+              <w:t>nb_execute</w:t>
+            </w:r>
+            <w:proofErr w:type="spellEnd"/>
+            <w:r>
+              <w:t>}</w:t>
             </w:r>
           </w:p>
         </w:tc>
@@ -2750,7 +3054,15 @@
               </w:rPr>
             </w:pPr>
             <w:r>
-              <w:t>${montant_en_cours}</w:t>
+              <w:t>${</w:t>
+            </w:r>
+            <w:proofErr w:type="spellStart"/>
+            <w:r>
+              <w:t>montant_en_cours</w:t>
+            </w:r>
+            <w:proofErr w:type="spellEnd"/>
+            <w:r>
+              <w:t>}</w:t>
             </w:r>
           </w:p>
         </w:tc>
@@ -2773,7 +3085,15 @@
               </w:rPr>
             </w:pPr>
             <w:r>
-              <w:t>${nb_en_cours}</w:t>
+              <w:t>${</w:t>
+            </w:r>
+            <w:proofErr w:type="spellStart"/>
+            <w:r>
+              <w:t>nb_en_cours</w:t>
+            </w:r>
+            <w:proofErr w:type="spellEnd"/>
+            <w:r>
+              <w:t>}</w:t>
             </w:r>
           </w:p>
         </w:tc>
@@ -2828,7 +3148,15 @@
               </w:rPr>
             </w:pPr>
             <w:r>
-              <w:t>${montant_total}</w:t>
+              <w:t>${</w:t>
+            </w:r>
+            <w:proofErr w:type="spellStart"/>
+            <w:r>
+              <w:t>montant_total</w:t>
+            </w:r>
+            <w:proofErr w:type="spellEnd"/>
+            <w:r>
+              <w:t>}</w:t>
             </w:r>
           </w:p>
         </w:tc>
@@ -2851,7 +3179,15 @@
               </w:rPr>
             </w:pPr>
             <w:r>
-              <w:t>${nb_total}</w:t>
+              <w:t>${</w:t>
+            </w:r>
+            <w:proofErr w:type="spellStart"/>
+            <w:r>
+              <w:t>nb_total</w:t>
+            </w:r>
+            <w:proofErr w:type="spellEnd"/>
+            <w:r>
+              <w:t>}</w:t>
             </w:r>
           </w:p>
         </w:tc>
@@ -3043,7 +3379,29 @@
           <w:rtl/>
           <w:lang w:eastAsia="fr-FR"/>
         </w:rPr>
-        <w:t>إجمالي الملفات القضائية: ${dossiers_total} ملفا.</w:t>
+        <w:t>إجمالي الملفات القضائية: ${</w:t>
+      </w:r>
+      <w:proofErr w:type="spellStart"/>
+      <w:r>
+        <w:rPr>
+          <w:rFonts w:ascii="Arabic Typesetting" w:eastAsia="Times New Roman" w:hAnsi="Arabic Typesetting" w:cs="Arabic Typesetting"/>
+          <w:sz w:val="36"/>
+          <w:szCs w:val="36"/>
+          <w:rtl/>
+          <w:lang w:eastAsia="fr-FR"/>
+        </w:rPr>
+        <w:t>dossiers_total</w:t>
+      </w:r>
+      <w:proofErr w:type="spellEnd"/>
+      <w:r>
+        <w:rPr>
+          <w:rFonts w:ascii="Arabic Typesetting" w:eastAsia="Times New Roman" w:hAnsi="Arabic Typesetting" w:cs="Arabic Typesetting"/>
+          <w:sz w:val="36"/>
+          <w:szCs w:val="36"/>
+          <w:rtl/>
+          <w:lang w:eastAsia="fr-FR"/>
+        </w:rPr>
+        <w:t>} ملفا.</w:t>
       </w:r>
     </w:p>
     <w:p>
@@ -3069,7 +3427,29 @@
           <w:rtl/>
           <w:lang w:eastAsia="fr-FR"/>
         </w:rPr>
-        <w:t>نسبة الملفات التي تم البث فيها : ${pct_dossiers_juges}%</w:t>
+        <w:t>نسبة الملفات التي تم البث فيها : ${</w:t>
+      </w:r>
+      <w:proofErr w:type="spellStart"/>
+      <w:r>
+        <w:rPr>
+          <w:rFonts w:ascii="Arabic Typesetting" w:eastAsia="Times New Roman" w:hAnsi="Arabic Typesetting" w:cs="Arabic Typesetting"/>
+          <w:sz w:val="36"/>
+          <w:szCs w:val="36"/>
+          <w:rtl/>
+          <w:lang w:eastAsia="fr-FR"/>
+        </w:rPr>
+        <w:t>pct_dossiers_juges</w:t>
+      </w:r>
+      <w:proofErr w:type="spellEnd"/>
+      <w:r>
+        <w:rPr>
+          <w:rFonts w:ascii="Arabic Typesetting" w:eastAsia="Times New Roman" w:hAnsi="Arabic Typesetting" w:cs="Arabic Typesetting"/>
+          <w:sz w:val="36"/>
+          <w:szCs w:val="36"/>
+          <w:rtl/>
+          <w:lang w:eastAsia="fr-FR"/>
+        </w:rPr>
+        <w:t>}%</w:t>
       </w:r>
     </w:p>
     <w:p>
@@ -3084,6 +3464,7 @@
           <w:rFonts w:ascii="Arabic Typesetting" w:eastAsia="Times New Roman" w:hAnsi="Arabic Typesetting" w:cs="Arabic Typesetting"/>
           <w:sz w:val="36"/>
           <w:szCs w:val="36"/>
+          <w:rtl/>
           <w:lang w:eastAsia="fr-FR"/>
         </w:rPr>
       </w:pPr>
@@ -3097,6 +3478,7 @@
         </w:rPr>
         <w:t>نسبة الملفات الرابحة : ${</w:t>
       </w:r>
+      <w:proofErr w:type="spellStart"/>
       <w:r>
         <w:rPr>
           <w:rFonts w:ascii="Arabic Typesetting" w:eastAsia="Times New Roman" w:hAnsi="Arabic Typesetting" w:cs="Arabic Typesetting"/>
@@ -3106,6 +3488,7 @@
         </w:rPr>
         <w:t>pct_dossiers_encours</w:t>
       </w:r>
+      <w:proofErr w:type="spellEnd"/>
       <w:r>
         <w:rPr>
           <w:rFonts w:ascii="Arabic Typesetting" w:eastAsia="Times New Roman" w:hAnsi="Arabic Typesetting" w:cs="Arabic Typesetting"/>
@@ -3116,19 +3499,6 @@
         </w:rPr>
         <w:t>}%</w:t>
       </w:r>
-    </w:p>
-    <w:p>
-      <w:pPr>
-        <w:bidi/>
-        <w:spacing w:before="100" w:beforeAutospacing="1" w:after="100" w:afterAutospacing="1" w:line="240" w:lineRule="auto"/>
-        <w:rPr>
-          <w:rFonts w:ascii="Arabic Typesetting" w:eastAsia="Times New Roman" w:hAnsi="Arabic Typesetting" w:cs="Arabic Typesetting"/>
-          <w:sz w:val="36"/>
-          <w:szCs w:val="36"/>
-          <w:rtl/>
-          <w:lang w:eastAsia="fr-FR"/>
-        </w:rPr>
-      </w:pPr>
     </w:p>
     <w:p>
       <w:pPr>
@@ -3153,7 +3523,29 @@
           <w:rtl/>
           <w:lang w:eastAsia="fr-FR"/>
         </w:rPr>
-        <w:t>نسبة الملفات التي صدرت ضد المؤسسة : ${pct_dossiers_perdus}%</w:t>
+        <w:t>نسبة الملفات التي صدرت ضد المؤسسة : ${</w:t>
+      </w:r>
+      <w:proofErr w:type="spellStart"/>
+      <w:r>
+        <w:rPr>
+          <w:rFonts w:ascii="Arabic Typesetting" w:eastAsia="Times New Roman" w:hAnsi="Arabic Typesetting" w:cs="Arabic Typesetting"/>
+          <w:sz w:val="36"/>
+          <w:szCs w:val="36"/>
+          <w:rtl/>
+          <w:lang w:eastAsia="fr-FR"/>
+        </w:rPr>
+        <w:t>pct_dossiers_perdus</w:t>
+      </w:r>
+      <w:proofErr w:type="spellEnd"/>
+      <w:r>
+        <w:rPr>
+          <w:rFonts w:ascii="Arabic Typesetting" w:eastAsia="Times New Roman" w:hAnsi="Arabic Typesetting" w:cs="Arabic Typesetting"/>
+          <w:sz w:val="36"/>
+          <w:szCs w:val="36"/>
+          <w:rtl/>
+          <w:lang w:eastAsia="fr-FR"/>
+        </w:rPr>
+        <w:t>}%</w:t>
       </w:r>
     </w:p>
     <w:p>
@@ -3179,7 +3571,29 @@
           <w:rtl/>
           <w:lang w:eastAsia="fr-FR"/>
         </w:rPr>
-        <w:t>إجمالي المبالغ المالية المحكوم بها: ${montant_total} درهم.</w:t>
+        <w:t>إجمالي المبالغ المالية المحكوم بها: ${</w:t>
+      </w:r>
+      <w:proofErr w:type="spellStart"/>
+      <w:r>
+        <w:rPr>
+          <w:rFonts w:ascii="Arabic Typesetting" w:eastAsia="Times New Roman" w:hAnsi="Arabic Typesetting" w:cs="Arabic Typesetting"/>
+          <w:sz w:val="36"/>
+          <w:szCs w:val="36"/>
+          <w:rtl/>
+          <w:lang w:eastAsia="fr-FR"/>
+        </w:rPr>
+        <w:t>montant_total</w:t>
+      </w:r>
+      <w:proofErr w:type="spellEnd"/>
+      <w:r>
+        <w:rPr>
+          <w:rFonts w:ascii="Arabic Typesetting" w:eastAsia="Times New Roman" w:hAnsi="Arabic Typesetting" w:cs="Arabic Typesetting"/>
+          <w:sz w:val="36"/>
+          <w:szCs w:val="36"/>
+          <w:rtl/>
+          <w:lang w:eastAsia="fr-FR"/>
+        </w:rPr>
+        <w:t>} درهم.</w:t>
       </w:r>
     </w:p>
     <w:p>
@@ -3205,7 +3619,29 @@
           <w:rtl/>
           <w:lang w:eastAsia="fr-FR"/>
         </w:rPr>
-        <w:t>عدد الملفات المعروضة أمام محكمة النقض: ${nb_tribunal_naqd} ملفاً.</w:t>
+        <w:t>عدد الملفات المعروضة أمام محكمة النقض: ${</w:t>
+      </w:r>
+      <w:proofErr w:type="spellStart"/>
+      <w:r>
+        <w:rPr>
+          <w:rFonts w:ascii="Arabic Typesetting" w:eastAsia="Times New Roman" w:hAnsi="Arabic Typesetting" w:cs="Arabic Typesetting"/>
+          <w:sz w:val="36"/>
+          <w:szCs w:val="36"/>
+          <w:rtl/>
+          <w:lang w:eastAsia="fr-FR"/>
+        </w:rPr>
+        <w:t>nb_tribunal_naqd</w:t>
+      </w:r>
+      <w:proofErr w:type="spellEnd"/>
+      <w:r>
+        <w:rPr>
+          <w:rFonts w:ascii="Arabic Typesetting" w:eastAsia="Times New Roman" w:hAnsi="Arabic Typesetting" w:cs="Arabic Typesetting"/>
+          <w:sz w:val="36"/>
+          <w:szCs w:val="36"/>
+          <w:rtl/>
+          <w:lang w:eastAsia="fr-FR"/>
+        </w:rPr>
+        <w:t>} ملفاً.</w:t>
       </w:r>
     </w:p>
     <w:p>
@@ -3231,7 +3667,51 @@
           <w:rtl/>
           <w:lang w:eastAsia="fr-FR"/>
         </w:rPr>
-        <w:t>أكثر أنواع المنازعات تسجيلاً: ${type_affaire_top} (${type_affaire_top_nb})</w:t>
+        <w:t>أكثر أنواع المنازعات تسجيلاً: ${</w:t>
+      </w:r>
+      <w:proofErr w:type="spellStart"/>
+      <w:r>
+        <w:rPr>
+          <w:rFonts w:ascii="Arabic Typesetting" w:eastAsia="Times New Roman" w:hAnsi="Arabic Typesetting" w:cs="Arabic Typesetting"/>
+          <w:sz w:val="36"/>
+          <w:szCs w:val="36"/>
+          <w:rtl/>
+          <w:lang w:eastAsia="fr-FR"/>
+        </w:rPr>
+        <w:t>type_affaire_top</w:t>
+      </w:r>
+      <w:proofErr w:type="spellEnd"/>
+      <w:r>
+        <w:rPr>
+          <w:rFonts w:ascii="Arabic Typesetting" w:eastAsia="Times New Roman" w:hAnsi="Arabic Typesetting" w:cs="Arabic Typesetting"/>
+          <w:sz w:val="36"/>
+          <w:szCs w:val="36"/>
+          <w:rtl/>
+          <w:lang w:eastAsia="fr-FR"/>
+        </w:rPr>
+        <w:t>} (${</w:t>
+      </w:r>
+      <w:proofErr w:type="spellStart"/>
+      <w:r>
+        <w:rPr>
+          <w:rFonts w:ascii="Arabic Typesetting" w:eastAsia="Times New Roman" w:hAnsi="Arabic Typesetting" w:cs="Arabic Typesetting"/>
+          <w:sz w:val="36"/>
+          <w:szCs w:val="36"/>
+          <w:rtl/>
+          <w:lang w:eastAsia="fr-FR"/>
+        </w:rPr>
+        <w:t>type_affaire_top_nb</w:t>
+      </w:r>
+      <w:proofErr w:type="spellEnd"/>
+      <w:r>
+        <w:rPr>
+          <w:rFonts w:ascii="Arabic Typesetting" w:eastAsia="Times New Roman" w:hAnsi="Arabic Typesetting" w:cs="Arabic Typesetting"/>
+          <w:sz w:val="36"/>
+          <w:szCs w:val="36"/>
+          <w:rtl/>
+          <w:lang w:eastAsia="fr-FR"/>
+        </w:rPr>
+        <w:t>})</w:t>
       </w:r>
     </w:p>
     <w:p>
@@ -3408,7 +3888,15 @@
               </w:rPr>
             </w:pPr>
             <w:r>
-              <w:t>${recl_total}</w:t>
+              <w:t>${</w:t>
+            </w:r>
+            <w:proofErr w:type="spellStart"/>
+            <w:r>
+              <w:t>recl_total</w:t>
+            </w:r>
+            <w:proofErr w:type="spellEnd"/>
+            <w:r>
+              <w:t>}</w:t>
             </w:r>
           </w:p>
         </w:tc>
@@ -3459,7 +3947,15 @@
               </w:rPr>
             </w:pPr>
             <w:r>
-              <w:t>${recl_nouvelles}</w:t>
+              <w:t>${</w:t>
+            </w:r>
+            <w:proofErr w:type="spellStart"/>
+            <w:r>
+              <w:t>recl_nouvelles</w:t>
+            </w:r>
+            <w:proofErr w:type="spellEnd"/>
+            <w:r>
+              <w:t>}</w:t>
             </w:r>
           </w:p>
         </w:tc>
@@ -3510,7 +4006,15 @@
               </w:rPr>
             </w:pPr>
             <w:r>
-              <w:t>${recl_traitees}</w:t>
+              <w:t>${</w:t>
+            </w:r>
+            <w:proofErr w:type="spellStart"/>
+            <w:r>
+              <w:t>recl_traitees</w:t>
+            </w:r>
+            <w:proofErr w:type="spellEnd"/>
+            <w:r>
+              <w:t>}</w:t>
             </w:r>
           </w:p>
         </w:tc>
@@ -3561,7 +4065,15 @@
               </w:rPr>
             </w:pPr>
             <w:r>
-              <w:t>${recl_en_cours}</w:t>
+              <w:t>${</w:t>
+            </w:r>
+            <w:proofErr w:type="spellStart"/>
+            <w:r>
+              <w:t>recl_en_cours</w:t>
+            </w:r>
+            <w:proofErr w:type="spellEnd"/>
+            <w:r>
+              <w:t>}</w:t>
             </w:r>
           </w:p>
         </w:tc>
@@ -3612,7 +4124,15 @@
               </w:rPr>
             </w:pPr>
             <w:r>
-              <w:t>${recl_archivees}</w:t>
+              <w:t>${</w:t>
+            </w:r>
+            <w:proofErr w:type="spellStart"/>
+            <w:r>
+              <w:t>recl_archivees</w:t>
+            </w:r>
+            <w:proofErr w:type="spellEnd"/>
+            <w:r>
+              <w:t>}</w:t>
             </w:r>
           </w:p>
         </w:tc>
@@ -3776,8 +4296,15 @@
               </w:rPr>
             </w:pPr>
             <w:r>
-              <w:lastRenderedPageBreak/>
-              <w:t>${recl_jiha_wasit}</w:t>
+              <w:t>${</w:t>
+            </w:r>
+            <w:proofErr w:type="spellStart"/>
+            <w:r>
+              <w:t>recl_jiha_wasit</w:t>
+            </w:r>
+            <w:proofErr w:type="spellEnd"/>
+            <w:r>
+              <w:t>}</w:t>
             </w:r>
           </w:p>
         </w:tc>
@@ -3828,7 +4355,15 @@
               </w:rPr>
             </w:pPr>
             <w:r>
-              <w:t>${recl_jiha_regionale}</w:t>
+              <w:t>${</w:t>
+            </w:r>
+            <w:proofErr w:type="spellStart"/>
+            <w:r>
+              <w:t>recl_jiha_regionale</w:t>
+            </w:r>
+            <w:proofErr w:type="spellEnd"/>
+            <w:r>
+              <w:t>}</w:t>
             </w:r>
           </w:p>
         </w:tc>
@@ -3879,7 +4414,15 @@
               </w:rPr>
             </w:pPr>
             <w:r>
-              <w:t>${recl_jiha_provinciale}</w:t>
+              <w:t>${</w:t>
+            </w:r>
+            <w:proofErr w:type="spellStart"/>
+            <w:r>
+              <w:t>recl_jiha_provinciale</w:t>
+            </w:r>
+            <w:proofErr w:type="spellEnd"/>
+            <w:r>
+              <w:t>}</w:t>
             </w:r>
           </w:p>
         </w:tc>
@@ -3931,7 +4474,16 @@
               </w:rPr>
             </w:pPr>
             <w:r>
-              <w:t>${recl_jiha_usagers}</w:t>
+              <w:lastRenderedPageBreak/>
+              <w:t>${</w:t>
+            </w:r>
+            <w:proofErr w:type="spellStart"/>
+            <w:r>
+              <w:t>recl_jiha_usagers</w:t>
+            </w:r>
+            <w:proofErr w:type="spellEnd"/>
+            <w:r>
+              <w:t>}</w:t>
             </w:r>
           </w:p>
         </w:tc>
@@ -3968,8 +4520,20 @@
                 <w:rtl/>
                 <w:lang w:eastAsia="fr-FR"/>
               </w:rPr>
-              <w:t xml:space="preserve"> / المرتفقون</w:t>
-            </w:r>
+              <w:t xml:space="preserve"> / </w:t>
+            </w:r>
+            <w:proofErr w:type="spellStart"/>
+            <w:r>
+              <w:rPr>
+                <w:rFonts w:ascii="Arabic Typesetting" w:eastAsia="Times New Roman" w:hAnsi="Arabic Typesetting" w:cs="Arabic Typesetting"/>
+                <w:sz w:val="36"/>
+                <w:szCs w:val="36"/>
+                <w:rtl/>
+                <w:lang w:eastAsia="fr-FR"/>
+              </w:rPr>
+              <w:t>المرتفقون</w:t>
+            </w:r>
+            <w:proofErr w:type="spellEnd"/>
           </w:p>
         </w:tc>
       </w:tr>
@@ -3993,7 +4557,15 @@
               </w:rPr>
             </w:pPr>
             <w:r>
-              <w:t>${recl_jiha_autres}</w:t>
+              <w:t>${</w:t>
+            </w:r>
+            <w:proofErr w:type="spellStart"/>
+            <w:r>
+              <w:t>recl_jiha_autres</w:t>
+            </w:r>
+            <w:proofErr w:type="spellEnd"/>
+            <w:r>
+              <w:t>}</w:t>
             </w:r>
           </w:p>
         </w:tc>
@@ -4045,7 +4617,15 @@
               </w:rPr>
             </w:pPr>
             <w:r>
-              <w:t>${recl_jiha_total}</w:t>
+              <w:t>${</w:t>
+            </w:r>
+            <w:proofErr w:type="spellStart"/>
+            <w:r>
+              <w:t>recl_jiha_total</w:t>
+            </w:r>
+            <w:proofErr w:type="spellEnd"/>
+            <w:r>
+              <w:t>}</w:t>
             </w:r>
           </w:p>
         </w:tc>
@@ -4255,7 +4835,15 @@
               </w:rPr>
             </w:pPr>
             <w:r>
-              <w:t>${pct_recl_type_judiciaire}</w:t>
+              <w:t>${</w:t>
+            </w:r>
+            <w:proofErr w:type="spellStart"/>
+            <w:r>
+              <w:t>pct_recl_type_judiciaire</w:t>
+            </w:r>
+            <w:proofErr w:type="spellEnd"/>
+            <w:r>
+              <w:t>}</w:t>
             </w:r>
           </w:p>
         </w:tc>
@@ -4274,7 +4862,15 @@
               </w:rPr>
             </w:pPr>
             <w:r>
-              <w:t>${nb_recl_type_judiciaire}</w:t>
+              <w:t>${</w:t>
+            </w:r>
+            <w:proofErr w:type="spellStart"/>
+            <w:r>
+              <w:t>nb_recl_type_judiciaire</w:t>
+            </w:r>
+            <w:proofErr w:type="spellEnd"/>
+            <w:r>
+              <w:t>}</w:t>
             </w:r>
           </w:p>
         </w:tc>
@@ -4324,7 +4920,15 @@
               </w:rPr>
             </w:pPr>
             <w:r>
-              <w:t>${pct_recl_type_rh}</w:t>
+              <w:t>${</w:t>
+            </w:r>
+            <w:proofErr w:type="spellStart"/>
+            <w:r>
+              <w:t>pct_recl_type_rh</w:t>
+            </w:r>
+            <w:proofErr w:type="spellEnd"/>
+            <w:r>
+              <w:t>}</w:t>
             </w:r>
           </w:p>
         </w:tc>
@@ -4343,7 +4947,15 @@
               </w:rPr>
             </w:pPr>
             <w:r>
-              <w:t>${nb_recl_type_rh}</w:t>
+              <w:t>${</w:t>
+            </w:r>
+            <w:proofErr w:type="spellStart"/>
+            <w:r>
+              <w:t>nb_recl_type_rh</w:t>
+            </w:r>
+            <w:proofErr w:type="spellEnd"/>
+            <w:r>
+              <w:t>}</w:t>
             </w:r>
           </w:p>
         </w:tc>
@@ -4393,7 +5005,15 @@
               </w:rPr>
             </w:pPr>
             <w:r>
-              <w:t>${pct_recl_type_usagers}</w:t>
+              <w:t>${</w:t>
+            </w:r>
+            <w:proofErr w:type="spellStart"/>
+            <w:r>
+              <w:t>pct_recl_type_usagers</w:t>
+            </w:r>
+            <w:proofErr w:type="spellEnd"/>
+            <w:r>
+              <w:t>}</w:t>
             </w:r>
           </w:p>
         </w:tc>
@@ -4412,7 +5032,15 @@
               </w:rPr>
             </w:pPr>
             <w:r>
-              <w:t>${nb_recl_type_usagers}</w:t>
+              <w:t>${</w:t>
+            </w:r>
+            <w:proofErr w:type="spellStart"/>
+            <w:r>
+              <w:t>nb_recl_type_usagers</w:t>
+            </w:r>
+            <w:proofErr w:type="spellEnd"/>
+            <w:r>
+              <w:t>}</w:t>
             </w:r>
           </w:p>
         </w:tc>
@@ -4462,7 +5090,15 @@
               </w:rPr>
             </w:pPr>
             <w:r>
-              <w:t>${pct_recl_type_autres}</w:t>
+              <w:t>${</w:t>
+            </w:r>
+            <w:proofErr w:type="spellStart"/>
+            <w:r>
+              <w:t>pct_recl_type_autres</w:t>
+            </w:r>
+            <w:proofErr w:type="spellEnd"/>
+            <w:r>
+              <w:t>}</w:t>
             </w:r>
           </w:p>
         </w:tc>
@@ -4481,7 +5117,15 @@
               </w:rPr>
             </w:pPr>
             <w:r>
-              <w:t>${nb_recl_type_autres}</w:t>
+              <w:t>${</w:t>
+            </w:r>
+            <w:proofErr w:type="spellStart"/>
+            <w:r>
+              <w:t>nb_recl_type_autres</w:t>
+            </w:r>
+            <w:proofErr w:type="spellEnd"/>
+            <w:r>
+              <w:t>}</w:t>
             </w:r>
           </w:p>
         </w:tc>
@@ -4531,7 +5175,15 @@
               </w:rPr>
             </w:pPr>
             <w:r>
-              <w:t>${pct_recl_type_total}</w:t>
+              <w:t>${</w:t>
+            </w:r>
+            <w:proofErr w:type="spellStart"/>
+            <w:r>
+              <w:t>pct_recl_type_total</w:t>
+            </w:r>
+            <w:proofErr w:type="spellEnd"/>
+            <w:r>
+              <w:t>}</w:t>
             </w:r>
           </w:p>
         </w:tc>
@@ -4550,7 +5202,15 @@
               </w:rPr>
             </w:pPr>
             <w:r>
-              <w:t>${nb_recl_type_total}</w:t>
+              <w:t>${</w:t>
+            </w:r>
+            <w:proofErr w:type="spellStart"/>
+            <w:r>
+              <w:t>nb_recl_type_total</w:t>
+            </w:r>
+            <w:proofErr w:type="spellEnd"/>
+            <w:r>
+              <w:t>}</w:t>
             </w:r>
           </w:p>
         </w:tc>
@@ -4641,7 +5301,29 @@
           <w:rtl/>
           <w:lang w:eastAsia="fr-FR"/>
         </w:rPr>
-        <w:t>إجمالي الشكايات المتوصل بها: ${recl_total} شكاية.</w:t>
+        <w:t>إجمالي الشكايات المتوصل بها: ${</w:t>
+      </w:r>
+      <w:proofErr w:type="spellStart"/>
+      <w:r>
+        <w:rPr>
+          <w:rFonts w:ascii="Arabic Typesetting" w:eastAsia="Times New Roman" w:hAnsi="Arabic Typesetting" w:cs="Arabic Typesetting"/>
+          <w:sz w:val="36"/>
+          <w:szCs w:val="36"/>
+          <w:rtl/>
+          <w:lang w:eastAsia="fr-FR"/>
+        </w:rPr>
+        <w:t>recl_total</w:t>
+      </w:r>
+      <w:proofErr w:type="spellEnd"/>
+      <w:r>
+        <w:rPr>
+          <w:rFonts w:ascii="Arabic Typesetting" w:eastAsia="Times New Roman" w:hAnsi="Arabic Typesetting" w:cs="Arabic Typesetting"/>
+          <w:sz w:val="36"/>
+          <w:szCs w:val="36"/>
+          <w:rtl/>
+          <w:lang w:eastAsia="fr-FR"/>
+        </w:rPr>
+        <w:t>} شكاية.</w:t>
       </w:r>
     </w:p>
     <w:p>
@@ -4667,7 +5349,29 @@
           <w:rtl/>
           <w:lang w:eastAsia="fr-FR"/>
         </w:rPr>
-        <w:t>عدد الشكايات المعالجة: ${recl_traitees} شكاية.</w:t>
+        <w:t>عدد الشكايات المعالجة: ${</w:t>
+      </w:r>
+      <w:proofErr w:type="spellStart"/>
+      <w:r>
+        <w:rPr>
+          <w:rFonts w:ascii="Arabic Typesetting" w:eastAsia="Times New Roman" w:hAnsi="Arabic Typesetting" w:cs="Arabic Typesetting"/>
+          <w:sz w:val="36"/>
+          <w:szCs w:val="36"/>
+          <w:rtl/>
+          <w:lang w:eastAsia="fr-FR"/>
+        </w:rPr>
+        <w:t>recl_traitees</w:t>
+      </w:r>
+      <w:proofErr w:type="spellEnd"/>
+      <w:r>
+        <w:rPr>
+          <w:rFonts w:ascii="Arabic Typesetting" w:eastAsia="Times New Roman" w:hAnsi="Arabic Typesetting" w:cs="Arabic Typesetting"/>
+          <w:sz w:val="36"/>
+          <w:szCs w:val="36"/>
+          <w:rtl/>
+          <w:lang w:eastAsia="fr-FR"/>
+        </w:rPr>
+        <w:t>} شكاية.</w:t>
       </w:r>
     </w:p>
     <w:p>
@@ -4693,7 +5397,29 @@
           <w:rtl/>
           <w:lang w:eastAsia="fr-FR"/>
         </w:rPr>
-        <w:t>نسبة معالجة الشكايات: ${pct_recl_traitees}%.</w:t>
+        <w:t>نسبة معالجة الشكايات: ${</w:t>
+      </w:r>
+      <w:proofErr w:type="spellStart"/>
+      <w:r>
+        <w:rPr>
+          <w:rFonts w:ascii="Arabic Typesetting" w:eastAsia="Times New Roman" w:hAnsi="Arabic Typesetting" w:cs="Arabic Typesetting"/>
+          <w:sz w:val="36"/>
+          <w:szCs w:val="36"/>
+          <w:rtl/>
+          <w:lang w:eastAsia="fr-FR"/>
+        </w:rPr>
+        <w:t>pct_recl_traitees</w:t>
+      </w:r>
+      <w:proofErr w:type="spellEnd"/>
+      <w:r>
+        <w:rPr>
+          <w:rFonts w:ascii="Arabic Typesetting" w:eastAsia="Times New Roman" w:hAnsi="Arabic Typesetting" w:cs="Arabic Typesetting"/>
+          <w:sz w:val="36"/>
+          <w:szCs w:val="36"/>
+          <w:rtl/>
+          <w:lang w:eastAsia="fr-FR"/>
+        </w:rPr>
+        <w:t>}%.</w:t>
       </w:r>
     </w:p>
     <w:p>
@@ -4719,7 +5445,29 @@
           <w:rtl/>
           <w:lang w:eastAsia="fr-FR"/>
         </w:rPr>
-        <w:t>عدد الشكايات قيد المعالجة: ${recl_en_cours} شكاية.</w:t>
+        <w:t>عدد الشكايات قيد المعالجة: ${</w:t>
+      </w:r>
+      <w:proofErr w:type="spellStart"/>
+      <w:r>
+        <w:rPr>
+          <w:rFonts w:ascii="Arabic Typesetting" w:eastAsia="Times New Roman" w:hAnsi="Arabic Typesetting" w:cs="Arabic Typesetting"/>
+          <w:sz w:val="36"/>
+          <w:szCs w:val="36"/>
+          <w:rtl/>
+          <w:lang w:eastAsia="fr-FR"/>
+        </w:rPr>
+        <w:t>recl_en_cours</w:t>
+      </w:r>
+      <w:proofErr w:type="spellEnd"/>
+      <w:r>
+        <w:rPr>
+          <w:rFonts w:ascii="Arabic Typesetting" w:eastAsia="Times New Roman" w:hAnsi="Arabic Typesetting" w:cs="Arabic Typesetting"/>
+          <w:sz w:val="36"/>
+          <w:szCs w:val="36"/>
+          <w:rtl/>
+          <w:lang w:eastAsia="fr-FR"/>
+        </w:rPr>
+        <w:t>} شكاية.</w:t>
       </w:r>
     </w:p>
     <w:p>
@@ -4745,7 +5493,51 @@
           <w:rtl/>
           <w:lang w:eastAsia="fr-FR"/>
         </w:rPr>
-        <w:t>أكثر جهة أحالت شكايات: ${top_jiha_recl} (${top_jiha_recl_nb} شكاية).</w:t>
+        <w:t>أكثر جهة أحالت شكايات: ${</w:t>
+      </w:r>
+      <w:proofErr w:type="spellStart"/>
+      <w:r>
+        <w:rPr>
+          <w:rFonts w:ascii="Arabic Typesetting" w:eastAsia="Times New Roman" w:hAnsi="Arabic Typesetting" w:cs="Arabic Typesetting"/>
+          <w:sz w:val="36"/>
+          <w:szCs w:val="36"/>
+          <w:rtl/>
+          <w:lang w:eastAsia="fr-FR"/>
+        </w:rPr>
+        <w:t>top_jiha_recl</w:t>
+      </w:r>
+      <w:proofErr w:type="spellEnd"/>
+      <w:r>
+        <w:rPr>
+          <w:rFonts w:ascii="Arabic Typesetting" w:eastAsia="Times New Roman" w:hAnsi="Arabic Typesetting" w:cs="Arabic Typesetting"/>
+          <w:sz w:val="36"/>
+          <w:szCs w:val="36"/>
+          <w:rtl/>
+          <w:lang w:eastAsia="fr-FR"/>
+        </w:rPr>
+        <w:t>} (${</w:t>
+      </w:r>
+      <w:proofErr w:type="spellStart"/>
+      <w:r>
+        <w:rPr>
+          <w:rFonts w:ascii="Arabic Typesetting" w:eastAsia="Times New Roman" w:hAnsi="Arabic Typesetting" w:cs="Arabic Typesetting"/>
+          <w:sz w:val="36"/>
+          <w:szCs w:val="36"/>
+          <w:rtl/>
+          <w:lang w:eastAsia="fr-FR"/>
+        </w:rPr>
+        <w:t>top_jiha_recl_nb</w:t>
+      </w:r>
+      <w:proofErr w:type="spellEnd"/>
+      <w:r>
+        <w:rPr>
+          <w:rFonts w:ascii="Arabic Typesetting" w:eastAsia="Times New Roman" w:hAnsi="Arabic Typesetting" w:cs="Arabic Typesetting"/>
+          <w:sz w:val="36"/>
+          <w:szCs w:val="36"/>
+          <w:rtl/>
+          <w:lang w:eastAsia="fr-FR"/>
+        </w:rPr>
+        <w:t>} شكاية).</w:t>
       </w:r>
     </w:p>
     <w:p>
@@ -5432,7 +6224,25 @@
                               <w:sz w:val="16"/>
                               <w:szCs w:val="16"/>
                             </w:rPr>
-                            <w:t xml:space="preserve">20, rue El Mariniyine, BP 750 </w:t>
+                            <w:t xml:space="preserve">20, rue El </w:t>
+                          </w:r>
+                          <w:proofErr w:type="spellStart"/>
+                          <w:r>
+                            <w:rPr>
+                              <w:rFonts w:ascii="Helvetica" w:hAnsi="Helvetica" w:cs="Calibri"/>
+                              <w:sz w:val="16"/>
+                              <w:szCs w:val="16"/>
+                            </w:rPr>
+                            <w:t>Mariniyine</w:t>
+                          </w:r>
+                          <w:proofErr w:type="spellEnd"/>
+                          <w:r>
+                            <w:rPr>
+                              <w:rFonts w:ascii="Helvetica" w:hAnsi="Helvetica" w:cs="Calibri"/>
+                              <w:sz w:val="16"/>
+                              <w:szCs w:val="16"/>
+                            </w:rPr>
+                            <w:t xml:space="preserve">, BP 750 </w:t>
                           </w:r>
                           <w:r>
                             <w:rPr>

--- a/resources/templates/rapport_template.docx
+++ b/resources/templates/rapport_template.docx
@@ -3427,7 +3427,29 @@
           <w:rtl/>
           <w:lang w:eastAsia="fr-FR"/>
         </w:rPr>
-        <w:t>نسبة الملفات التي تم البث فيها : ${</w:t>
+        <w:t xml:space="preserve">نسبة الملفات التي تم البث </w:t>
+      </w:r>
+      <w:proofErr w:type="gramStart"/>
+      <w:r>
+        <w:rPr>
+          <w:rFonts w:ascii="Arabic Typesetting" w:eastAsia="Times New Roman" w:hAnsi="Arabic Typesetting" w:cs="Arabic Typesetting"/>
+          <w:sz w:val="36"/>
+          <w:szCs w:val="36"/>
+          <w:rtl/>
+          <w:lang w:eastAsia="fr-FR"/>
+        </w:rPr>
+        <w:t>فيها :</w:t>
+      </w:r>
+      <w:proofErr w:type="gramEnd"/>
+      <w:r>
+        <w:rPr>
+          <w:rFonts w:ascii="Arabic Typesetting" w:eastAsia="Times New Roman" w:hAnsi="Arabic Typesetting" w:cs="Arabic Typesetting"/>
+          <w:sz w:val="36"/>
+          <w:szCs w:val="36"/>
+          <w:rtl/>
+          <w:lang w:eastAsia="fr-FR"/>
+        </w:rPr>
+        <w:t xml:space="preserve"> ${</w:t>
       </w:r>
       <w:proofErr w:type="spellStart"/>
       <w:r>
@@ -3476,7 +3498,29 @@
           <w:rtl/>
           <w:lang w:eastAsia="fr-FR"/>
         </w:rPr>
-        <w:t>نسبة الملفات الرابحة : ${</w:t>
+        <w:t xml:space="preserve">نسبة الملفات </w:t>
+      </w:r>
+      <w:proofErr w:type="gramStart"/>
+      <w:r>
+        <w:rPr>
+          <w:rFonts w:ascii="Arabic Typesetting" w:eastAsia="Times New Roman" w:hAnsi="Arabic Typesetting" w:cs="Arabic Typesetting"/>
+          <w:sz w:val="36"/>
+          <w:szCs w:val="36"/>
+          <w:rtl/>
+          <w:lang w:eastAsia="fr-FR"/>
+        </w:rPr>
+        <w:t>الرابحة :</w:t>
+      </w:r>
+      <w:proofErr w:type="gramEnd"/>
+      <w:r>
+        <w:rPr>
+          <w:rFonts w:ascii="Arabic Typesetting" w:eastAsia="Times New Roman" w:hAnsi="Arabic Typesetting" w:cs="Arabic Typesetting"/>
+          <w:sz w:val="36"/>
+          <w:szCs w:val="36"/>
+          <w:rtl/>
+          <w:lang w:eastAsia="fr-FR"/>
+        </w:rPr>
+        <w:t xml:space="preserve"> ${</w:t>
       </w:r>
       <w:proofErr w:type="spellStart"/>
       <w:r>
@@ -3523,7 +3567,29 @@
           <w:rtl/>
           <w:lang w:eastAsia="fr-FR"/>
         </w:rPr>
-        <w:t>نسبة الملفات التي صدرت ضد المؤسسة : ${</w:t>
+        <w:t xml:space="preserve">نسبة الملفات التي صدرت ضد </w:t>
+      </w:r>
+      <w:proofErr w:type="gramStart"/>
+      <w:r>
+        <w:rPr>
+          <w:rFonts w:ascii="Arabic Typesetting" w:eastAsia="Times New Roman" w:hAnsi="Arabic Typesetting" w:cs="Arabic Typesetting"/>
+          <w:sz w:val="36"/>
+          <w:szCs w:val="36"/>
+          <w:rtl/>
+          <w:lang w:eastAsia="fr-FR"/>
+        </w:rPr>
+        <w:t>المؤسسة :</w:t>
+      </w:r>
+      <w:proofErr w:type="gramEnd"/>
+      <w:r>
+        <w:rPr>
+          <w:rFonts w:ascii="Arabic Typesetting" w:eastAsia="Times New Roman" w:hAnsi="Arabic Typesetting" w:cs="Arabic Typesetting"/>
+          <w:sz w:val="36"/>
+          <w:szCs w:val="36"/>
+          <w:rtl/>
+          <w:lang w:eastAsia="fr-FR"/>
+        </w:rPr>
+        <w:t xml:space="preserve"> ${</w:t>
       </w:r>
       <w:proofErr w:type="spellStart"/>
       <w:r>
@@ -5408,7 +5474,18 @@
           <w:rtl/>
           <w:lang w:eastAsia="fr-FR"/>
         </w:rPr>
-        <w:t>pct_recl_traitees</w:t>
+        <w:t>pct_recl_</w:t>
+      </w:r>
+      <w:proofErr w:type="gramStart"/>
+      <w:r>
+        <w:rPr>
+          <w:rFonts w:ascii="Arabic Typesetting" w:eastAsia="Times New Roman" w:hAnsi="Arabic Typesetting" w:cs="Arabic Typesetting"/>
+          <w:sz w:val="36"/>
+          <w:szCs w:val="36"/>
+          <w:rtl/>
+          <w:lang w:eastAsia="fr-FR"/>
+        </w:rPr>
+        <w:t>traitees</w:t>
       </w:r>
       <w:proofErr w:type="spellEnd"/>
       <w:r>
@@ -5419,7 +5496,18 @@
           <w:rtl/>
           <w:lang w:eastAsia="fr-FR"/>
         </w:rPr>
-        <w:t>}%.</w:t>
+        <w:t>}%</w:t>
+      </w:r>
+      <w:proofErr w:type="gramEnd"/>
+      <w:r>
+        <w:rPr>
+          <w:rFonts w:ascii="Arabic Typesetting" w:eastAsia="Times New Roman" w:hAnsi="Arabic Typesetting" w:cs="Arabic Typesetting"/>
+          <w:sz w:val="36"/>
+          <w:szCs w:val="36"/>
+          <w:rtl/>
+          <w:lang w:eastAsia="fr-FR"/>
+        </w:rPr>
+        <w:t>.</w:t>
       </w:r>
     </w:p>
     <w:p>
@@ -5539,58 +5627,6 @@
         </w:rPr>
         <w:t>} شكاية).</w:t>
       </w:r>
-    </w:p>
-    <w:p>
-      <w:pPr>
-        <w:bidi/>
-        <w:spacing w:before="100" w:beforeAutospacing="1" w:after="100" w:afterAutospacing="1" w:line="240" w:lineRule="auto"/>
-        <w:rPr>
-          <w:rFonts w:ascii="Arabic Typesetting" w:eastAsia="Times New Roman" w:hAnsi="Arabic Typesetting" w:cs="Arabic Typesetting"/>
-          <w:sz w:val="36"/>
-          <w:szCs w:val="36"/>
-          <w:rtl/>
-          <w:lang w:eastAsia="fr-FR"/>
-        </w:rPr>
-      </w:pPr>
-    </w:p>
-    <w:p>
-      <w:pPr>
-        <w:bidi/>
-        <w:spacing w:before="100" w:beforeAutospacing="1" w:after="100" w:afterAutospacing="1" w:line="240" w:lineRule="auto"/>
-        <w:rPr>
-          <w:rFonts w:ascii="Arabic Typesetting" w:eastAsia="Times New Roman" w:hAnsi="Arabic Typesetting" w:cs="Arabic Typesetting"/>
-          <w:sz w:val="36"/>
-          <w:szCs w:val="36"/>
-          <w:rtl/>
-          <w:lang w:eastAsia="fr-FR"/>
-        </w:rPr>
-      </w:pPr>
-    </w:p>
-    <w:p>
-      <w:pPr>
-        <w:bidi/>
-        <w:spacing w:before="100" w:beforeAutospacing="1" w:after="100" w:afterAutospacing="1" w:line="240" w:lineRule="auto"/>
-        <w:rPr>
-          <w:rFonts w:ascii="Arabic Typesetting" w:eastAsia="Times New Roman" w:hAnsi="Arabic Typesetting" w:cs="Arabic Typesetting"/>
-          <w:sz w:val="36"/>
-          <w:szCs w:val="36"/>
-          <w:rtl/>
-          <w:lang w:eastAsia="fr-FR"/>
-        </w:rPr>
-      </w:pPr>
-    </w:p>
-    <w:p>
-      <w:pPr>
-        <w:bidi/>
-        <w:spacing w:before="100" w:beforeAutospacing="1" w:after="100" w:afterAutospacing="1" w:line="240" w:lineRule="auto"/>
-        <w:rPr>
-          <w:rFonts w:ascii="Arabic Typesetting" w:eastAsia="Times New Roman" w:hAnsi="Arabic Typesetting" w:cs="Arabic Typesetting"/>
-          <w:sz w:val="36"/>
-          <w:szCs w:val="36"/>
-          <w:rtl/>
-          <w:lang w:eastAsia="fr-FR"/>
-        </w:rPr>
-      </w:pPr>
     </w:p>
     <w:p>
       <w:pPr>
